--- a/DB/공통규정/CPO-101_제직회운영규정_사랑과평안의교회.docx
+++ b/DB/공통규정/CPO-101_제직회운영규정_사랑과평안의교회.docx
@@ -33,9 +33,6 @@
     </w:p>
     <w:p>
       <w:pPr>
-        <w:pBdr>
-          <w:bottom w:val="single" w:color="C8714A" w:sz="8"/>
-        </w:pBdr>
         <w:spacing w:after="160" w:before="0"/>
         <w:jc w:val="center"/>
       </w:pPr>
@@ -138,7 +135,7 @@
               <w:bottom w:val="single" w:color="B0C8E0" w:sz="4"/>
               <w:right w:val="single" w:color="B0C8E0" w:sz="4"/>
             </w:tcBorders>
-            <w:shd w:fill="EAF1F8" w:val="clear"/>
+            <w:shd w:fill="FFFFFF" w:val="clear"/>
             <w:tcMar>
               <w:top w:type="dxa" w:w="80"/>
               <w:left w:type="dxa" w:w="160"/>
@@ -202,7 +199,7 @@
               <w:bottom w:val="single" w:color="B0C8E0" w:sz="4"/>
               <w:right w:val="single" w:color="B0C8E0" w:sz="4"/>
             </w:tcBorders>
-            <w:shd w:fill="EAF1F8" w:val="clear"/>
+            <w:shd w:fill="FFFFFF" w:val="clear"/>
             <w:tcMar>
               <w:top w:type="dxa" w:w="80"/>
               <w:left w:type="dxa" w:w="160"/>
@@ -266,7 +263,7 @@
               <w:bottom w:val="single" w:color="B0C8E0" w:sz="4"/>
               <w:right w:val="single" w:color="B0C8E0" w:sz="4"/>
             </w:tcBorders>
-            <w:shd w:fill="EAF1F8" w:val="clear"/>
+            <w:shd w:fill="FFFFFF" w:val="clear"/>
             <w:tcMar>
               <w:top w:type="dxa" w:w="80"/>
               <w:left w:type="dxa" w:w="160"/>
@@ -330,7 +327,7 @@
               <w:bottom w:val="single" w:color="B0C8E0" w:sz="4"/>
               <w:right w:val="single" w:color="B0C8E0" w:sz="4"/>
             </w:tcBorders>
-            <w:shd w:fill="EAF1F8" w:val="clear"/>
+            <w:shd w:fill="FFFFFF" w:val="clear"/>
             <w:tcMar>
               <w:top w:type="dxa" w:w="80"/>
               <w:left w:type="dxa" w:w="160"/>
@@ -394,7 +391,7 @@
               <w:bottom w:val="single" w:color="B0C8E0" w:sz="4"/>
               <w:right w:val="single" w:color="B0C8E0" w:sz="4"/>
             </w:tcBorders>
-            <w:shd w:fill="EAF1F8" w:val="clear"/>
+            <w:shd w:fill="FFFFFF" w:val="clear"/>
             <w:tcMar>
               <w:top w:type="dxa" w:w="80"/>
               <w:left w:type="dxa" w:w="160"/>
@@ -443,7 +440,7 @@
                 <w:sz w:val="18"/>
                 <w:szCs w:val="18"/>
               </w:rPr>
-              <w:t xml:space="preserve">—</w:t>
+              <w:t>말미 [개정 이력] 표 참조</w:t>
             </w:r>
           </w:p>
         </w:tc>
@@ -458,7 +455,7 @@
               <w:bottom w:val="single" w:color="B0C8E0" w:sz="4"/>
               <w:right w:val="single" w:color="B0C8E0" w:sz="4"/>
             </w:tcBorders>
-            <w:shd w:fill="EAF1F8" w:val="clear"/>
+            <w:shd w:fill="FFFFFF" w:val="clear"/>
             <w:tcMar>
               <w:top w:type="dxa" w:w="80"/>
               <w:left w:type="dxa" w:w="160"/>
@@ -886,10 +883,7 @@
     </w:p>
     <w:p>
       <w:pPr>
-        <w:pBdr>
-          <w:bottom w:val="single" w:color="C8714A" w:sz="8"/>
-        </w:pBdr>
-        <w:shd w:fill="1A3A5C" w:val="clear"/>
+        <w:shd w:fill="FFFFFF" w:val="clear"/>
         <w:spacing w:after="200" w:before="440"/>
         <w:jc w:val="center"/>
       </w:pPr>
@@ -898,7 +892,7 @@
           <w:rFonts w:ascii="맑은 고딕" w:cs="맑은 고딕" w:eastAsia="맑은 고딕" w:hAnsi="맑은 고딕"/>
           <w:b/>
           <w:bCs/>
-          <w:color w:val="FFFFFF"/>
+          <w:color w:val="1A1A1A"/>
           <w:sz w:val="27"/>
           <w:szCs w:val="27"/>
         </w:rPr>
@@ -930,9 +924,6 @@
     </w:p>
     <w:p>
       <w:pPr>
-        <w:pBdr>
-          <w:left w:val="single" w:color="C8714A" w:sz="12"/>
-        </w:pBdr>
         <w:spacing w:after="60" w:before="260"/>
         <w:ind w:left="180"/>
       </w:pPr>
@@ -980,9 +971,6 @@
     </w:p>
     <w:p>
       <w:pPr>
-        <w:pBdr>
-          <w:left w:val="single" w:color="C8714A" w:sz="12"/>
-        </w:pBdr>
         <w:spacing w:after="60" w:before="260"/>
         <w:ind w:left="180"/>
       </w:pPr>
@@ -1110,9 +1098,6 @@
     </w:p>
     <w:p>
       <w:pPr>
-        <w:pBdr>
-          <w:left w:val="single" w:color="C8714A" w:sz="12"/>
-        </w:pBdr>
         <w:spacing w:after="60" w:before="260"/>
         <w:ind w:left="180"/>
       </w:pPr>
@@ -1178,12 +1163,12 @@
       <w:tblPr>
         <w:tblW w:type="dxa" w:w="9070"/>
         <w:tblBorders>
-          <w:top w:val="single" w:color="auto" w:sz="4"/>
-          <w:left w:val="single" w:color="auto" w:sz="4"/>
-          <w:bottom w:val="single" w:color="auto" w:sz="4"/>
-          <w:right w:val="single" w:color="auto" w:sz="4"/>
-          <w:insideH w:val="single" w:color="auto" w:sz="4"/>
-          <w:insideV w:val="single" w:color="auto" w:sz="4"/>
+          <w:top w:val="nil"/>
+          <w:left w:val="nil"/>
+          <w:bottom w:val="nil"/>
+          <w:right w:val="nil"/>
+          <w:insideH w:val="nil"/>
+          <w:insideV w:val="nil"/>
         </w:tblBorders>
       </w:tblPr>
       <w:tblGrid>
@@ -1193,13 +1178,7 @@
         <w:tc>
           <w:tcPr>
             <w:tcW w:type="dxa" w:w="9070"/>
-            <w:tcBorders>
-              <w:top w:val="single" w:color="2E6DA4" w:sz="4"/>
-              <w:left w:val="single" w:color="2E6DA4" w:sz="10"/>
-              <w:bottom w:val="single" w:color="2E6DA4" w:sz="4"/>
-              <w:right w:val="none" w:color="FFFFFF" w:sz="0"/>
-            </w:tcBorders>
-            <w:shd w:fill="EAF1F8" w:val="clear"/>
+            <w:shd w:fill="FFFFFF" w:val="clear"/>
             <w:tcMar>
               <w:top w:type="dxa" w:w="120"/>
               <w:left w:type="dxa" w:w="240"/>
@@ -1270,10 +1249,7 @@
     </w:p>
     <w:p>
       <w:pPr>
-        <w:pBdr>
-          <w:bottom w:val="single" w:color="C8714A" w:sz="8"/>
-        </w:pBdr>
-        <w:shd w:fill="1A3A5C" w:val="clear"/>
+        <w:shd w:fill="FFFFFF" w:val="clear"/>
         <w:spacing w:after="200" w:before="440"/>
         <w:jc w:val="center"/>
       </w:pPr>
@@ -1282,7 +1258,7 @@
           <w:rFonts w:ascii="맑은 고딕" w:cs="맑은 고딕" w:eastAsia="맑은 고딕" w:hAnsi="맑은 고딕"/>
           <w:b/>
           <w:bCs/>
-          <w:color w:val="FFFFFF"/>
+          <w:color w:val="1A1A1A"/>
           <w:sz w:val="27"/>
           <w:szCs w:val="27"/>
         </w:rPr>
@@ -1314,9 +1290,6 @@
     </w:p>
     <w:p>
       <w:pPr>
-        <w:pBdr>
-          <w:left w:val="single" w:color="C8714A" w:sz="12"/>
-        </w:pBdr>
         <w:spacing w:after="60" w:before="260"/>
         <w:ind w:left="180"/>
       </w:pPr>
@@ -1476,9 +1449,6 @@
     </w:p>
     <w:p>
       <w:pPr>
-        <w:pBdr>
-          <w:left w:val="single" w:color="C8714A" w:sz="12"/>
-        </w:pBdr>
         <w:spacing w:after="60" w:before="260"/>
         <w:ind w:left="180"/>
       </w:pPr>
@@ -1551,204 +1521,6 @@
               <w:bottom w:val="single" w:color="B0C8E0" w:sz="4"/>
               <w:right w:val="single" w:color="B0C8E0" w:sz="4"/>
             </w:tcBorders>
-            <w:shd w:fill="1A3A5C" w:val="clear"/>
-            <w:tcMar>
-              <w:top w:type="dxa" w:w="80"/>
-              <w:left w:type="dxa" w:w="120"/>
-              <w:bottom w:type="dxa" w:w="80"/>
-              <w:right w:type="dxa" w:w="100"/>
-            </w:tcMar>
-          </w:tcPr>
-          <w:p>
-            <w:pPr>
-              <w:jc w:val="center"/>
-            </w:pPr>
-            <w:r>
-              <w:rPr>
-                <w:rFonts w:ascii="맑은 고딕" w:cs="맑은 고딕" w:eastAsia="맑은 고딕" w:hAnsi="맑은 고딕"/>
-                <w:b/>
-                <w:bCs/>
-                <w:color w:val="FFFFFF"/>
-                <w:sz w:val="17"/>
-                <w:szCs w:val="17"/>
-              </w:rPr>
-              <w:t xml:space="preserve">직분</w:t>
-            </w:r>
-          </w:p>
-        </w:tc>
-        <w:tc>
-          <w:tcPr>
-            <w:tcW w:type="dxa" w:w="2400"/>
-            <w:tcBorders>
-              <w:top w:val="single" w:color="B0C8E0" w:sz="4"/>
-              <w:left w:val="single" w:color="B0C8E0" w:sz="4"/>
-              <w:bottom w:val="single" w:color="B0C8E0" w:sz="4"/>
-              <w:right w:val="single" w:color="B0C8E0" w:sz="4"/>
-            </w:tcBorders>
-            <w:shd w:fill="1A3A5C" w:val="clear"/>
-            <w:tcMar>
-              <w:top w:type="dxa" w:w="80"/>
-              <w:left w:type="dxa" w:w="120"/>
-              <w:bottom w:type="dxa" w:w="80"/>
-              <w:right w:type="dxa" w:w="100"/>
-            </w:tcMar>
-          </w:tcPr>
-          <w:p>
-            <w:pPr>
-              <w:jc w:val="center"/>
-            </w:pPr>
-            <w:r>
-              <w:rPr>
-                <w:rFonts w:ascii="맑은 고딕" w:cs="맑은 고딕" w:eastAsia="맑은 고딕" w:hAnsi="맑은 고딕"/>
-                <w:b/>
-                <w:bCs/>
-                <w:color w:val="FFFFFF"/>
-                <w:sz w:val="17"/>
-                <w:szCs w:val="17"/>
-              </w:rPr>
-              <w:t xml:space="preserve">자격 기준</w:t>
-            </w:r>
-          </w:p>
-        </w:tc>
-        <w:tc>
-          <w:tcPr>
-            <w:tcW w:type="dxa" w:w="5070"/>
-            <w:tcBorders>
-              <w:top w:val="single" w:color="B0C8E0" w:sz="4"/>
-              <w:left w:val="single" w:color="B0C8E0" w:sz="4"/>
-              <w:bottom w:val="single" w:color="B0C8E0" w:sz="4"/>
-              <w:right w:val="single" w:color="B0C8E0" w:sz="4"/>
-            </w:tcBorders>
-            <w:shd w:fill="1A3A5C" w:val="clear"/>
-            <w:tcMar>
-              <w:top w:type="dxa" w:w="80"/>
-              <w:left w:type="dxa" w:w="120"/>
-              <w:bottom w:type="dxa" w:w="80"/>
-              <w:right w:type="dxa" w:w="100"/>
-            </w:tcMar>
-          </w:tcPr>
-          <w:p>
-            <w:pPr>
-              <w:jc w:val="center"/>
-            </w:pPr>
-            <w:r>
-              <w:rPr>
-                <w:rFonts w:ascii="맑은 고딕" w:cs="맑은 고딕" w:eastAsia="맑은 고딕" w:hAnsi="맑은 고딕"/>
-                <w:b/>
-                <w:bCs/>
-                <w:color w:val="FFFFFF"/>
-                <w:sz w:val="17"/>
-                <w:szCs w:val="17"/>
-              </w:rPr>
-              <w:t xml:space="preserve">제직회 내 역할</w:t>
-            </w:r>
-          </w:p>
-        </w:tc>
-      </w:tr>
-      <w:tr>
-        <w:tc>
-          <w:tcPr>
-            <w:tcW w:type="dxa" w:w="1600"/>
-            <w:tcBorders>
-              <w:top w:val="single" w:color="B0C8E0" w:sz="4"/>
-              <w:left w:val="single" w:color="B0C8E0" w:sz="4"/>
-              <w:bottom w:val="single" w:color="B0C8E0" w:sz="4"/>
-              <w:right w:val="single" w:color="B0C8E0" w:sz="4"/>
-            </w:tcBorders>
-            <w:shd w:fill="EAF1F8" w:val="clear"/>
-            <w:tcMar>
-              <w:top w:type="dxa" w:w="80"/>
-              <w:left w:type="dxa" w:w="120"/>
-              <w:bottom w:type="dxa" w:w="80"/>
-              <w:right w:type="dxa" w:w="100"/>
-            </w:tcMar>
-          </w:tcPr>
-          <w:p>
-            <w:pPr>
-              <w:jc w:val="center"/>
-            </w:pPr>
-            <w:r>
-              <w:rPr>
-                <w:rFonts w:ascii="맑은 고딕" w:cs="맑은 고딕" w:eastAsia="맑은 고딕" w:hAnsi="맑은 고딕"/>
-                <w:b/>
-                <w:bCs/>
-                <w:color w:val="1A3A5C"/>
-                <w:sz w:val="17"/>
-                <w:szCs w:val="17"/>
-              </w:rPr>
-              <w:t xml:space="preserve">담임목사</w:t>
-            </w:r>
-          </w:p>
-        </w:tc>
-        <w:tc>
-          <w:tcPr>
-            <w:tcW w:type="dxa" w:w="2400"/>
-            <w:tcBorders>
-              <w:top w:val="single" w:color="B0C8E0" w:sz="4"/>
-              <w:left w:val="single" w:color="B0C8E0" w:sz="4"/>
-              <w:bottom w:val="single" w:color="B0C8E0" w:sz="4"/>
-              <w:right w:val="single" w:color="B0C8E0" w:sz="4"/>
-            </w:tcBorders>
-            <w:shd w:fill="EAF1F8" w:val="clear"/>
-            <w:tcMar>
-              <w:top w:type="dxa" w:w="80"/>
-              <w:left w:type="dxa" w:w="120"/>
-              <w:bottom w:type="dxa" w:w="80"/>
-              <w:right w:type="dxa" w:w="100"/>
-            </w:tcMar>
-          </w:tcPr>
-          <w:p>
-            <w:r>
-              <w:rPr>
-                <w:rFonts w:ascii="맑은 고딕" w:cs="맑은 고딕" w:eastAsia="맑은 고딕" w:hAnsi="맑은 고딕"/>
-                <w:color w:val="1A1A1A"/>
-                <w:sz w:val="17"/>
-                <w:szCs w:val="17"/>
-              </w:rPr>
-              <w:t xml:space="preserve">교단 목사 안수 및 노회 인준</w:t>
-            </w:r>
-          </w:p>
-        </w:tc>
-        <w:tc>
-          <w:tcPr>
-            <w:tcW w:type="dxa" w:w="5070"/>
-            <w:tcBorders>
-              <w:top w:val="single" w:color="B0C8E0" w:sz="4"/>
-              <w:left w:val="single" w:color="B0C8E0" w:sz="4"/>
-              <w:bottom w:val="single" w:color="B0C8E0" w:sz="4"/>
-              <w:right w:val="single" w:color="B0C8E0" w:sz="4"/>
-            </w:tcBorders>
-            <w:shd w:fill="EAF1F8" w:val="clear"/>
-            <w:tcMar>
-              <w:top w:type="dxa" w:w="80"/>
-              <w:left w:type="dxa" w:w="120"/>
-              <w:bottom w:type="dxa" w:w="80"/>
-              <w:right w:type="dxa" w:w="100"/>
-            </w:tcMar>
-          </w:tcPr>
-          <w:p>
-            <w:r>
-              <w:rPr>
-                <w:rFonts w:ascii="맑은 고딕" w:cs="맑은 고딕" w:eastAsia="맑은 고딕" w:hAnsi="맑은 고딕"/>
-                <w:color w:val="1A1A1A"/>
-                <w:sz w:val="17"/>
-                <w:szCs w:val="17"/>
-              </w:rPr>
-              <w:t xml:space="preserve">제직회 의장, 안건 상정, 목회 방향 제시, 최종 집행 책임</w:t>
-            </w:r>
-          </w:p>
-        </w:tc>
-      </w:tr>
-      <w:tr>
-        <w:tc>
-          <w:tcPr>
-            <w:tcW w:type="dxa" w:w="1600"/>
-            <w:tcBorders>
-              <w:top w:val="single" w:color="B0C8E0" w:sz="4"/>
-              <w:left w:val="single" w:color="B0C8E0" w:sz="4"/>
-              <w:bottom w:val="single" w:color="B0C8E0" w:sz="4"/>
-              <w:right w:val="single" w:color="B0C8E0" w:sz="4"/>
-            </w:tcBorders>
             <w:shd w:fill="FFFFFF" w:val="clear"/>
             <w:tcMar>
               <w:top w:type="dxa" w:w="80"/>
@@ -1766,11 +1538,11 @@
                 <w:rFonts w:ascii="맑은 고딕" w:cs="맑은 고딕" w:eastAsia="맑은 고딕" w:hAnsi="맑은 고딕"/>
                 <w:b/>
                 <w:bCs/>
-                <w:color w:val="1A3A5C"/>
+                <w:color w:val="1A1A1A"/>
                 <w:sz w:val="17"/>
                 <w:szCs w:val="17"/>
               </w:rPr>
-              <w:t xml:space="preserve">부목사</w:t>
+              <w:t xml:space="preserve">직분</w:t>
             </w:r>
           </w:p>
         </w:tc>
@@ -1792,14 +1564,19 @@
             </w:tcMar>
           </w:tcPr>
           <w:p>
+            <w:pPr>
+              <w:jc w:val="center"/>
+            </w:pPr>
             <w:r>
               <w:rPr>
                 <w:rFonts w:ascii="맑은 고딕" w:cs="맑은 고딕" w:eastAsia="맑은 고딕" w:hAnsi="맑은 고딕"/>
+                <w:b/>
+                <w:bCs/>
                 <w:color w:val="1A1A1A"/>
                 <w:sz w:val="17"/>
                 <w:szCs w:val="17"/>
               </w:rPr>
-              <w:t xml:space="preserve">교단 목사 자격</w:t>
+              <w:t xml:space="preserve">자격 기준</w:t>
             </w:r>
           </w:p>
         </w:tc>
@@ -1821,108 +1598,19 @@
             </w:tcMar>
           </w:tcPr>
           <w:p>
+            <w:pPr>
+              <w:jc w:val="center"/>
+            </w:pPr>
             <w:r>
               <w:rPr>
                 <w:rFonts w:ascii="맑은 고딕" w:cs="맑은 고딕" w:eastAsia="맑은 고딕" w:hAnsi="맑은 고딕"/>
+                <w:b/>
+                <w:bCs/>
                 <w:color w:val="1A1A1A"/>
                 <w:sz w:val="17"/>
                 <w:szCs w:val="17"/>
               </w:rPr>
-              <w:t xml:space="preserve">담임목사 보좌, 위임된 사역 수행, 의결권 행사</w:t>
-            </w:r>
-          </w:p>
-        </w:tc>
-      </w:tr>
-      <w:tr>
-        <w:tc>
-          <w:tcPr>
-            <w:tcW w:type="dxa" w:w="1600"/>
-            <w:tcBorders>
-              <w:top w:val="single" w:color="B0C8E0" w:sz="4"/>
-              <w:left w:val="single" w:color="B0C8E0" w:sz="4"/>
-              <w:bottom w:val="single" w:color="B0C8E0" w:sz="4"/>
-              <w:right w:val="single" w:color="B0C8E0" w:sz="4"/>
-            </w:tcBorders>
-            <w:shd w:fill="EAF1F8" w:val="clear"/>
-            <w:tcMar>
-              <w:top w:type="dxa" w:w="80"/>
-              <w:left w:type="dxa" w:w="120"/>
-              <w:bottom w:type="dxa" w:w="80"/>
-              <w:right w:type="dxa" w:w="100"/>
-            </w:tcMar>
-          </w:tcPr>
-          <w:p>
-            <w:pPr>
-              <w:jc w:val="center"/>
-            </w:pPr>
-            <w:r>
-              <w:rPr>
-                <w:rFonts w:ascii="맑은 고딕" w:cs="맑은 고딕" w:eastAsia="맑은 고딕" w:hAnsi="맑은 고딕"/>
-                <w:b/>
-                <w:bCs/>
-                <w:color w:val="1A3A5C"/>
-                <w:sz w:val="17"/>
-                <w:szCs w:val="17"/>
-              </w:rPr>
-              <w:t xml:space="preserve">장로</w:t>
-            </w:r>
-          </w:p>
-        </w:tc>
-        <w:tc>
-          <w:tcPr>
-            <w:tcW w:type="dxa" w:w="2400"/>
-            <w:tcBorders>
-              <w:top w:val="single" w:color="B0C8E0" w:sz="4"/>
-              <w:left w:val="single" w:color="B0C8E0" w:sz="4"/>
-              <w:bottom w:val="single" w:color="B0C8E0" w:sz="4"/>
-              <w:right w:val="single" w:color="B0C8E0" w:sz="4"/>
-            </w:tcBorders>
-            <w:shd w:fill="EAF1F8" w:val="clear"/>
-            <w:tcMar>
-              <w:top w:type="dxa" w:w="80"/>
-              <w:left w:type="dxa" w:w="120"/>
-              <w:bottom w:type="dxa" w:w="80"/>
-              <w:right w:type="dxa" w:w="100"/>
-            </w:tcMar>
-          </w:tcPr>
-          <w:p>
-            <w:r>
-              <w:rPr>
-                <w:rFonts w:ascii="맑은 고딕" w:cs="맑은 고딕" w:eastAsia="맑은 고딕" w:hAnsi="맑은 고딕"/>
-                <w:color w:val="1A1A1A"/>
-                <w:sz w:val="17"/>
-                <w:szCs w:val="17"/>
-              </w:rPr>
-              <w:t xml:space="preserve">CPO-001 제13조 자격</w:t>
-            </w:r>
-          </w:p>
-        </w:tc>
-        <w:tc>
-          <w:tcPr>
-            <w:tcW w:type="dxa" w:w="5070"/>
-            <w:tcBorders>
-              <w:top w:val="single" w:color="B0C8E0" w:sz="4"/>
-              <w:left w:val="single" w:color="B0C8E0" w:sz="4"/>
-              <w:bottom w:val="single" w:color="B0C8E0" w:sz="4"/>
-              <w:right w:val="single" w:color="B0C8E0" w:sz="4"/>
-            </w:tcBorders>
-            <w:shd w:fill="EAF1F8" w:val="clear"/>
-            <w:tcMar>
-              <w:top w:type="dxa" w:w="80"/>
-              <w:left w:type="dxa" w:w="120"/>
-              <w:bottom w:type="dxa" w:w="80"/>
-              <w:right w:type="dxa" w:w="100"/>
-            </w:tcMar>
-          </w:tcPr>
-          <w:p>
-            <w:r>
-              <w:rPr>
-                <w:rFonts w:ascii="맑은 고딕" w:cs="맑은 고딕" w:eastAsia="맑은 고딕" w:hAnsi="맑은 고딕"/>
-                <w:color w:val="1A1A1A"/>
-                <w:sz w:val="17"/>
-                <w:szCs w:val="17"/>
-              </w:rPr>
-              <w:t xml:space="preserve">교회 치리 참여, 담임목사와 협의, 주요 안건 심의</w:t>
+              <w:t xml:space="preserve">제직회 내 역할</w:t>
             </w:r>
           </w:p>
         </w:tc>
@@ -1958,7 +1646,7 @@
                 <w:sz w:val="17"/>
                 <w:szCs w:val="17"/>
               </w:rPr>
-              <w:t xml:space="preserve">안수집사</w:t>
+              <w:t xml:space="preserve">담임목사</w:t>
             </w:r>
           </w:p>
         </w:tc>
@@ -1987,7 +1675,7 @@
                 <w:sz w:val="17"/>
                 <w:szCs w:val="17"/>
               </w:rPr>
-              <w:t xml:space="preserve">CPO-001 제14조 자격</w:t>
+              <w:t xml:space="preserve">교단 목사 안수 및 노회 인준</w:t>
             </w:r>
           </w:p>
         </w:tc>
@@ -2016,101 +1704,7 @@
                 <w:sz w:val="17"/>
                 <w:szCs w:val="17"/>
               </w:rPr>
-              <w:t xml:space="preserve">행정·봉사 사역 감독, 담당 부서 운영 보고</w:t>
-            </w:r>
-          </w:p>
-        </w:tc>
-      </w:tr>
-      <w:tr>
-        <w:tc>
-          <w:tcPr>
-            <w:tcW w:type="dxa" w:w="1600"/>
-            <w:tcBorders>
-              <w:top w:val="single" w:color="B0C8E0" w:sz="4"/>
-              <w:left w:val="single" w:color="B0C8E0" w:sz="4"/>
-              <w:bottom w:val="single" w:color="B0C8E0" w:sz="4"/>
-              <w:right w:val="single" w:color="B0C8E0" w:sz="4"/>
-            </w:tcBorders>
-            <w:shd w:fill="EAF1F8" w:val="clear"/>
-            <w:tcMar>
-              <w:top w:type="dxa" w:w="80"/>
-              <w:left w:type="dxa" w:w="120"/>
-              <w:bottom w:type="dxa" w:w="80"/>
-              <w:right w:type="dxa" w:w="100"/>
-            </w:tcMar>
-          </w:tcPr>
-          <w:p>
-            <w:pPr>
-              <w:jc w:val="center"/>
-            </w:pPr>
-            <w:r>
-              <w:rPr>
-                <w:rFonts w:ascii="맑은 고딕" w:cs="맑은 고딕" w:eastAsia="맑은 고딕" w:hAnsi="맑은 고딕"/>
-                <w:b/>
-                <w:bCs/>
-                <w:color w:val="1A3A5C"/>
-                <w:sz w:val="17"/>
-                <w:szCs w:val="17"/>
-              </w:rPr>
-              <w:t xml:space="preserve">권사</w:t>
-            </w:r>
-          </w:p>
-        </w:tc>
-        <w:tc>
-          <w:tcPr>
-            <w:tcW w:type="dxa" w:w="2400"/>
-            <w:tcBorders>
-              <w:top w:val="single" w:color="B0C8E0" w:sz="4"/>
-              <w:left w:val="single" w:color="B0C8E0" w:sz="4"/>
-              <w:bottom w:val="single" w:color="B0C8E0" w:sz="4"/>
-              <w:right w:val="single" w:color="B0C8E0" w:sz="4"/>
-            </w:tcBorders>
-            <w:shd w:fill="EAF1F8" w:val="clear"/>
-            <w:tcMar>
-              <w:top w:type="dxa" w:w="80"/>
-              <w:left w:type="dxa" w:w="120"/>
-              <w:bottom w:type="dxa" w:w="80"/>
-              <w:right w:type="dxa" w:w="100"/>
-            </w:tcMar>
-          </w:tcPr>
-          <w:p>
-            <w:r>
-              <w:rPr>
-                <w:rFonts w:ascii="맑은 고딕" w:cs="맑은 고딕" w:eastAsia="맑은 고딕" w:hAnsi="맑은 고딕"/>
-                <w:color w:val="1A1A1A"/>
-                <w:sz w:val="17"/>
-                <w:szCs w:val="17"/>
-              </w:rPr>
-              <w:t xml:space="preserve">CPO-001 제15조 자격</w:t>
-            </w:r>
-          </w:p>
-        </w:tc>
-        <w:tc>
-          <w:tcPr>
-            <w:tcW w:type="dxa" w:w="5070"/>
-            <w:tcBorders>
-              <w:top w:val="single" w:color="B0C8E0" w:sz="4"/>
-              <w:left w:val="single" w:color="B0C8E0" w:sz="4"/>
-              <w:bottom w:val="single" w:color="B0C8E0" w:sz="4"/>
-              <w:right w:val="single" w:color="B0C8E0" w:sz="4"/>
-            </w:tcBorders>
-            <w:shd w:fill="EAF1F8" w:val="clear"/>
-            <w:tcMar>
-              <w:top w:type="dxa" w:w="80"/>
-              <w:left w:type="dxa" w:w="120"/>
-              <w:bottom w:type="dxa" w:w="80"/>
-              <w:right w:type="dxa" w:w="100"/>
-            </w:tcMar>
-          </w:tcPr>
-          <w:p>
-            <w:r>
-              <w:rPr>
-                <w:rFonts w:ascii="맑은 고딕" w:cs="맑은 고딕" w:eastAsia="맑은 고딕" w:hAnsi="맑은 고딕"/>
-                <w:color w:val="1A1A1A"/>
-                <w:sz w:val="17"/>
-                <w:szCs w:val="17"/>
-              </w:rPr>
-              <w:t xml:space="preserve">심방·돌봄 사역 보고, 여성 교인 대표 의견 제시</w:t>
+              <w:t xml:space="preserve">제직회 의장, 안건 상정, 목회 방향 제시, 최종 집행 책임</w:t>
             </w:r>
           </w:p>
         </w:tc>
@@ -2146,7 +1740,7 @@
                 <w:sz w:val="17"/>
                 <w:szCs w:val="17"/>
               </w:rPr>
-              <w:t xml:space="preserve">서리집사</w:t>
+              <w:t xml:space="preserve">부목사</w:t>
             </w:r>
           </w:p>
         </w:tc>
@@ -2175,7 +1769,7 @@
                 <w:sz w:val="17"/>
                 <w:szCs w:val="17"/>
               </w:rPr>
-              <w:t xml:space="preserve">CPO-001 제16조 자격</w:t>
+              <w:t xml:space="preserve">교단 목사 자격</w:t>
             </w:r>
           </w:p>
         </w:tc>
@@ -2204,6 +1798,382 @@
                 <w:sz w:val="17"/>
                 <w:szCs w:val="17"/>
               </w:rPr>
+              <w:t xml:space="preserve">담임목사 보좌, 위임된 사역 수행, 의결권 행사</w:t>
+            </w:r>
+          </w:p>
+        </w:tc>
+      </w:tr>
+      <w:tr>
+        <w:tc>
+          <w:tcPr>
+            <w:tcW w:type="dxa" w:w="1600"/>
+            <w:tcBorders>
+              <w:top w:val="single" w:color="B0C8E0" w:sz="4"/>
+              <w:left w:val="single" w:color="B0C8E0" w:sz="4"/>
+              <w:bottom w:val="single" w:color="B0C8E0" w:sz="4"/>
+              <w:right w:val="single" w:color="B0C8E0" w:sz="4"/>
+            </w:tcBorders>
+            <w:shd w:fill="FFFFFF" w:val="clear"/>
+            <w:tcMar>
+              <w:top w:type="dxa" w:w="80"/>
+              <w:left w:type="dxa" w:w="120"/>
+              <w:bottom w:type="dxa" w:w="80"/>
+              <w:right w:type="dxa" w:w="100"/>
+            </w:tcMar>
+          </w:tcPr>
+          <w:p>
+            <w:pPr>
+              <w:jc w:val="center"/>
+            </w:pPr>
+            <w:r>
+              <w:rPr>
+                <w:rFonts w:ascii="맑은 고딕" w:cs="맑은 고딕" w:eastAsia="맑은 고딕" w:hAnsi="맑은 고딕"/>
+                <w:b/>
+                <w:bCs/>
+                <w:color w:val="1A3A5C"/>
+                <w:sz w:val="17"/>
+                <w:szCs w:val="17"/>
+              </w:rPr>
+              <w:t xml:space="preserve">장로</w:t>
+            </w:r>
+          </w:p>
+        </w:tc>
+        <w:tc>
+          <w:tcPr>
+            <w:tcW w:type="dxa" w:w="2400"/>
+            <w:tcBorders>
+              <w:top w:val="single" w:color="B0C8E0" w:sz="4"/>
+              <w:left w:val="single" w:color="B0C8E0" w:sz="4"/>
+              <w:bottom w:val="single" w:color="B0C8E0" w:sz="4"/>
+              <w:right w:val="single" w:color="B0C8E0" w:sz="4"/>
+            </w:tcBorders>
+            <w:shd w:fill="FFFFFF" w:val="clear"/>
+            <w:tcMar>
+              <w:top w:type="dxa" w:w="80"/>
+              <w:left w:type="dxa" w:w="120"/>
+              <w:bottom w:type="dxa" w:w="80"/>
+              <w:right w:type="dxa" w:w="100"/>
+            </w:tcMar>
+          </w:tcPr>
+          <w:p>
+            <w:r>
+              <w:rPr>
+                <w:rFonts w:ascii="맑은 고딕" w:cs="맑은 고딕" w:eastAsia="맑은 고딕" w:hAnsi="맑은 고딕"/>
+                <w:color w:val="1A1A1A"/>
+                <w:sz w:val="17"/>
+                <w:szCs w:val="17"/>
+              </w:rPr>
+              <w:t xml:space="preserve">CPO-001 제13조 자격</w:t>
+            </w:r>
+          </w:p>
+        </w:tc>
+        <w:tc>
+          <w:tcPr>
+            <w:tcW w:type="dxa" w:w="5070"/>
+            <w:tcBorders>
+              <w:top w:val="single" w:color="B0C8E0" w:sz="4"/>
+              <w:left w:val="single" w:color="B0C8E0" w:sz="4"/>
+              <w:bottom w:val="single" w:color="B0C8E0" w:sz="4"/>
+              <w:right w:val="single" w:color="B0C8E0" w:sz="4"/>
+            </w:tcBorders>
+            <w:shd w:fill="FFFFFF" w:val="clear"/>
+            <w:tcMar>
+              <w:top w:type="dxa" w:w="80"/>
+              <w:left w:type="dxa" w:w="120"/>
+              <w:bottom w:type="dxa" w:w="80"/>
+              <w:right w:type="dxa" w:w="100"/>
+            </w:tcMar>
+          </w:tcPr>
+          <w:p>
+            <w:r>
+              <w:rPr>
+                <w:rFonts w:ascii="맑은 고딕" w:cs="맑은 고딕" w:eastAsia="맑은 고딕" w:hAnsi="맑은 고딕"/>
+                <w:color w:val="1A1A1A"/>
+                <w:sz w:val="17"/>
+                <w:szCs w:val="17"/>
+              </w:rPr>
+              <w:t xml:space="preserve">교회 치리 참여, 담임목사와 협의, 주요 안건 심의</w:t>
+            </w:r>
+          </w:p>
+        </w:tc>
+      </w:tr>
+      <w:tr>
+        <w:tc>
+          <w:tcPr>
+            <w:tcW w:type="dxa" w:w="1600"/>
+            <w:tcBorders>
+              <w:top w:val="single" w:color="B0C8E0" w:sz="4"/>
+              <w:left w:val="single" w:color="B0C8E0" w:sz="4"/>
+              <w:bottom w:val="single" w:color="B0C8E0" w:sz="4"/>
+              <w:right w:val="single" w:color="B0C8E0" w:sz="4"/>
+            </w:tcBorders>
+            <w:shd w:fill="FFFFFF" w:val="clear"/>
+            <w:tcMar>
+              <w:top w:type="dxa" w:w="80"/>
+              <w:left w:type="dxa" w:w="120"/>
+              <w:bottom w:type="dxa" w:w="80"/>
+              <w:right w:type="dxa" w:w="100"/>
+            </w:tcMar>
+          </w:tcPr>
+          <w:p>
+            <w:pPr>
+              <w:jc w:val="center"/>
+            </w:pPr>
+            <w:r>
+              <w:rPr>
+                <w:rFonts w:ascii="맑은 고딕" w:cs="맑은 고딕" w:eastAsia="맑은 고딕" w:hAnsi="맑은 고딕"/>
+                <w:b/>
+                <w:bCs/>
+                <w:color w:val="1A3A5C"/>
+                <w:sz w:val="17"/>
+                <w:szCs w:val="17"/>
+              </w:rPr>
+              <w:t xml:space="preserve">안수집사</w:t>
+            </w:r>
+          </w:p>
+        </w:tc>
+        <w:tc>
+          <w:tcPr>
+            <w:tcW w:type="dxa" w:w="2400"/>
+            <w:tcBorders>
+              <w:top w:val="single" w:color="B0C8E0" w:sz="4"/>
+              <w:left w:val="single" w:color="B0C8E0" w:sz="4"/>
+              <w:bottom w:val="single" w:color="B0C8E0" w:sz="4"/>
+              <w:right w:val="single" w:color="B0C8E0" w:sz="4"/>
+            </w:tcBorders>
+            <w:shd w:fill="FFFFFF" w:val="clear"/>
+            <w:tcMar>
+              <w:top w:type="dxa" w:w="80"/>
+              <w:left w:type="dxa" w:w="120"/>
+              <w:bottom w:type="dxa" w:w="80"/>
+              <w:right w:type="dxa" w:w="100"/>
+            </w:tcMar>
+          </w:tcPr>
+          <w:p>
+            <w:r>
+              <w:rPr>
+                <w:rFonts w:ascii="맑은 고딕" w:cs="맑은 고딕" w:eastAsia="맑은 고딕" w:hAnsi="맑은 고딕"/>
+                <w:color w:val="1A1A1A"/>
+                <w:sz w:val="17"/>
+                <w:szCs w:val="17"/>
+              </w:rPr>
+              <w:t xml:space="preserve">CPO-001 제14조 자격</w:t>
+            </w:r>
+          </w:p>
+        </w:tc>
+        <w:tc>
+          <w:tcPr>
+            <w:tcW w:type="dxa" w:w="5070"/>
+            <w:tcBorders>
+              <w:top w:val="single" w:color="B0C8E0" w:sz="4"/>
+              <w:left w:val="single" w:color="B0C8E0" w:sz="4"/>
+              <w:bottom w:val="single" w:color="B0C8E0" w:sz="4"/>
+              <w:right w:val="single" w:color="B0C8E0" w:sz="4"/>
+            </w:tcBorders>
+            <w:shd w:fill="FFFFFF" w:val="clear"/>
+            <w:tcMar>
+              <w:top w:type="dxa" w:w="80"/>
+              <w:left w:type="dxa" w:w="120"/>
+              <w:bottom w:type="dxa" w:w="80"/>
+              <w:right w:type="dxa" w:w="100"/>
+            </w:tcMar>
+          </w:tcPr>
+          <w:p>
+            <w:r>
+              <w:rPr>
+                <w:rFonts w:ascii="맑은 고딕" w:cs="맑은 고딕" w:eastAsia="맑은 고딕" w:hAnsi="맑은 고딕"/>
+                <w:color w:val="1A1A1A"/>
+                <w:sz w:val="17"/>
+                <w:szCs w:val="17"/>
+              </w:rPr>
+              <w:t xml:space="preserve">행정·봉사 사역 감독, 담당 부서 운영 보고</w:t>
+            </w:r>
+          </w:p>
+        </w:tc>
+      </w:tr>
+      <w:tr>
+        <w:tc>
+          <w:tcPr>
+            <w:tcW w:type="dxa" w:w="1600"/>
+            <w:tcBorders>
+              <w:top w:val="single" w:color="B0C8E0" w:sz="4"/>
+              <w:left w:val="single" w:color="B0C8E0" w:sz="4"/>
+              <w:bottom w:val="single" w:color="B0C8E0" w:sz="4"/>
+              <w:right w:val="single" w:color="B0C8E0" w:sz="4"/>
+            </w:tcBorders>
+            <w:shd w:fill="FFFFFF" w:val="clear"/>
+            <w:tcMar>
+              <w:top w:type="dxa" w:w="80"/>
+              <w:left w:type="dxa" w:w="120"/>
+              <w:bottom w:type="dxa" w:w="80"/>
+              <w:right w:type="dxa" w:w="100"/>
+            </w:tcMar>
+          </w:tcPr>
+          <w:p>
+            <w:pPr>
+              <w:jc w:val="center"/>
+            </w:pPr>
+            <w:r>
+              <w:rPr>
+                <w:rFonts w:ascii="맑은 고딕" w:cs="맑은 고딕" w:eastAsia="맑은 고딕" w:hAnsi="맑은 고딕"/>
+                <w:b/>
+                <w:bCs/>
+                <w:color w:val="1A3A5C"/>
+                <w:sz w:val="17"/>
+                <w:szCs w:val="17"/>
+              </w:rPr>
+              <w:t xml:space="preserve">권사</w:t>
+            </w:r>
+          </w:p>
+        </w:tc>
+        <w:tc>
+          <w:tcPr>
+            <w:tcW w:type="dxa" w:w="2400"/>
+            <w:tcBorders>
+              <w:top w:val="single" w:color="B0C8E0" w:sz="4"/>
+              <w:left w:val="single" w:color="B0C8E0" w:sz="4"/>
+              <w:bottom w:val="single" w:color="B0C8E0" w:sz="4"/>
+              <w:right w:val="single" w:color="B0C8E0" w:sz="4"/>
+            </w:tcBorders>
+            <w:shd w:fill="FFFFFF" w:val="clear"/>
+            <w:tcMar>
+              <w:top w:type="dxa" w:w="80"/>
+              <w:left w:type="dxa" w:w="120"/>
+              <w:bottom w:type="dxa" w:w="80"/>
+              <w:right w:type="dxa" w:w="100"/>
+            </w:tcMar>
+          </w:tcPr>
+          <w:p>
+            <w:r>
+              <w:rPr>
+                <w:rFonts w:ascii="맑은 고딕" w:cs="맑은 고딕" w:eastAsia="맑은 고딕" w:hAnsi="맑은 고딕"/>
+                <w:color w:val="1A1A1A"/>
+                <w:sz w:val="17"/>
+                <w:szCs w:val="17"/>
+              </w:rPr>
+              <w:t xml:space="preserve">CPO-001 제15조 자격</w:t>
+            </w:r>
+          </w:p>
+        </w:tc>
+        <w:tc>
+          <w:tcPr>
+            <w:tcW w:type="dxa" w:w="5070"/>
+            <w:tcBorders>
+              <w:top w:val="single" w:color="B0C8E0" w:sz="4"/>
+              <w:left w:val="single" w:color="B0C8E0" w:sz="4"/>
+              <w:bottom w:val="single" w:color="B0C8E0" w:sz="4"/>
+              <w:right w:val="single" w:color="B0C8E0" w:sz="4"/>
+            </w:tcBorders>
+            <w:shd w:fill="FFFFFF" w:val="clear"/>
+            <w:tcMar>
+              <w:top w:type="dxa" w:w="80"/>
+              <w:left w:type="dxa" w:w="120"/>
+              <w:bottom w:type="dxa" w:w="80"/>
+              <w:right w:type="dxa" w:w="100"/>
+            </w:tcMar>
+          </w:tcPr>
+          <w:p>
+            <w:r>
+              <w:rPr>
+                <w:rFonts w:ascii="맑은 고딕" w:cs="맑은 고딕" w:eastAsia="맑은 고딕" w:hAnsi="맑은 고딕"/>
+                <w:color w:val="1A1A1A"/>
+                <w:sz w:val="17"/>
+                <w:szCs w:val="17"/>
+              </w:rPr>
+              <w:t xml:space="preserve">심방·돌봄 사역 보고, 여성 교인 대표 의견 제시</w:t>
+            </w:r>
+          </w:p>
+        </w:tc>
+      </w:tr>
+      <w:tr>
+        <w:tc>
+          <w:tcPr>
+            <w:tcW w:type="dxa" w:w="1600"/>
+            <w:tcBorders>
+              <w:top w:val="single" w:color="B0C8E0" w:sz="4"/>
+              <w:left w:val="single" w:color="B0C8E0" w:sz="4"/>
+              <w:bottom w:val="single" w:color="B0C8E0" w:sz="4"/>
+              <w:right w:val="single" w:color="B0C8E0" w:sz="4"/>
+            </w:tcBorders>
+            <w:shd w:fill="FFFFFF" w:val="clear"/>
+            <w:tcMar>
+              <w:top w:type="dxa" w:w="80"/>
+              <w:left w:type="dxa" w:w="120"/>
+              <w:bottom w:type="dxa" w:w="80"/>
+              <w:right w:type="dxa" w:w="100"/>
+            </w:tcMar>
+          </w:tcPr>
+          <w:p>
+            <w:pPr>
+              <w:jc w:val="center"/>
+            </w:pPr>
+            <w:r>
+              <w:rPr>
+                <w:rFonts w:ascii="맑은 고딕" w:cs="맑은 고딕" w:eastAsia="맑은 고딕" w:hAnsi="맑은 고딕"/>
+                <w:b/>
+                <w:bCs/>
+                <w:color w:val="1A3A5C"/>
+                <w:sz w:val="17"/>
+                <w:szCs w:val="17"/>
+              </w:rPr>
+              <w:t xml:space="preserve">서리집사</w:t>
+            </w:r>
+          </w:p>
+        </w:tc>
+        <w:tc>
+          <w:tcPr>
+            <w:tcW w:type="dxa" w:w="2400"/>
+            <w:tcBorders>
+              <w:top w:val="single" w:color="B0C8E0" w:sz="4"/>
+              <w:left w:val="single" w:color="B0C8E0" w:sz="4"/>
+              <w:bottom w:val="single" w:color="B0C8E0" w:sz="4"/>
+              <w:right w:val="single" w:color="B0C8E0" w:sz="4"/>
+            </w:tcBorders>
+            <w:shd w:fill="FFFFFF" w:val="clear"/>
+            <w:tcMar>
+              <w:top w:type="dxa" w:w="80"/>
+              <w:left w:type="dxa" w:w="120"/>
+              <w:bottom w:type="dxa" w:w="80"/>
+              <w:right w:type="dxa" w:w="100"/>
+            </w:tcMar>
+          </w:tcPr>
+          <w:p>
+            <w:r>
+              <w:rPr>
+                <w:rFonts w:ascii="맑은 고딕" w:cs="맑은 고딕" w:eastAsia="맑은 고딕" w:hAnsi="맑은 고딕"/>
+                <w:color w:val="1A1A1A"/>
+                <w:sz w:val="17"/>
+                <w:szCs w:val="17"/>
+              </w:rPr>
+              <w:t xml:space="preserve">CPO-001 제16조 자격</w:t>
+            </w:r>
+          </w:p>
+        </w:tc>
+        <w:tc>
+          <w:tcPr>
+            <w:tcW w:type="dxa" w:w="5070"/>
+            <w:tcBorders>
+              <w:top w:val="single" w:color="B0C8E0" w:sz="4"/>
+              <w:left w:val="single" w:color="B0C8E0" w:sz="4"/>
+              <w:bottom w:val="single" w:color="B0C8E0" w:sz="4"/>
+              <w:right w:val="single" w:color="B0C8E0" w:sz="4"/>
+            </w:tcBorders>
+            <w:shd w:fill="FFFFFF" w:val="clear"/>
+            <w:tcMar>
+              <w:top w:type="dxa" w:w="80"/>
+              <w:left w:type="dxa" w:w="120"/>
+              <w:bottom w:type="dxa" w:w="80"/>
+              <w:right w:type="dxa" w:w="100"/>
+            </w:tcMar>
+          </w:tcPr>
+          <w:p>
+            <w:r>
+              <w:rPr>
+                <w:rFonts w:ascii="맑은 고딕" w:cs="맑은 고딕" w:eastAsia="맑은 고딕" w:hAnsi="맑은 고딕"/>
+                <w:color w:val="1A1A1A"/>
+                <w:sz w:val="17"/>
+                <w:szCs w:val="17"/>
+              </w:rPr>
               <w:t xml:space="preserve">담당 부서 봉사 수행, 안건 심의 참여</w:t>
             </w:r>
           </w:p>
@@ -2226,9 +2196,6 @@
     </w:p>
     <w:p>
       <w:pPr>
-        <w:pBdr>
-          <w:left w:val="single" w:color="C8714A" w:sz="12"/>
-        </w:pBdr>
         <w:spacing w:after="60" w:before="260"/>
         <w:ind w:left="180"/>
       </w:pPr>
@@ -2324,9 +2291,6 @@
     </w:p>
     <w:p>
       <w:pPr>
-        <w:pBdr>
-          <w:left w:val="single" w:color="C8714A" w:sz="12"/>
-        </w:pBdr>
         <w:spacing w:after="60" w:before="260"/>
         <w:ind w:left="180"/>
       </w:pPr>
@@ -2422,10 +2386,7 @@
     </w:p>
     <w:p>
       <w:pPr>
-        <w:pBdr>
-          <w:bottom w:val="single" w:color="C8714A" w:sz="8"/>
-        </w:pBdr>
-        <w:shd w:fill="1A3A5C" w:val="clear"/>
+        <w:shd w:fill="FFFFFF" w:val="clear"/>
         <w:spacing w:after="200" w:before="440"/>
         <w:jc w:val="center"/>
       </w:pPr>
@@ -2434,7 +2395,7 @@
           <w:rFonts w:ascii="맑은 고딕" w:cs="맑은 고딕" w:eastAsia="맑은 고딕" w:hAnsi="맑은 고딕"/>
           <w:b/>
           <w:bCs/>
-          <w:color w:val="FFFFFF"/>
+          <w:color w:val="1A1A1A"/>
           <w:sz w:val="27"/>
           <w:szCs w:val="27"/>
         </w:rPr>
@@ -2466,9 +2427,6 @@
     </w:p>
     <w:p>
       <w:pPr>
-        <w:pBdr>
-          <w:left w:val="single" w:color="C8714A" w:sz="12"/>
-        </w:pBdr>
         <w:spacing w:after="60" w:before="260"/>
         <w:ind w:left="180"/>
       </w:pPr>
@@ -2548,9 +2506,6 @@
     </w:p>
     <w:p>
       <w:pPr>
-        <w:pBdr>
-          <w:left w:val="single" w:color="C8714A" w:sz="12"/>
-        </w:pBdr>
         <w:spacing w:after="60" w:before="260"/>
         <w:ind w:left="180"/>
       </w:pPr>
@@ -2630,9 +2585,6 @@
     </w:p>
     <w:p>
       <w:pPr>
-        <w:pBdr>
-          <w:left w:val="single" w:color="C8714A" w:sz="12"/>
-        </w:pBdr>
         <w:spacing w:after="60" w:before="260"/>
         <w:ind w:left="180"/>
       </w:pPr>
@@ -2712,9 +2664,6 @@
     </w:p>
     <w:p>
       <w:pPr>
-        <w:pBdr>
-          <w:left w:val="single" w:color="C8714A" w:sz="12"/>
-        </w:pBdr>
         <w:spacing w:after="60" w:before="260"/>
         <w:ind w:left="180"/>
       </w:pPr>
@@ -2788,7 +2737,7 @@
               <w:bottom w:val="single" w:color="B0C8E0" w:sz="4"/>
               <w:right w:val="single" w:color="B0C8E0" w:sz="4"/>
             </w:tcBorders>
-            <w:shd w:fill="1A3A5C" w:val="clear"/>
+            <w:shd w:fill="FFFFFF" w:val="clear"/>
             <w:tcMar>
               <w:top w:type="dxa" w:w="80"/>
               <w:left w:type="dxa" w:w="100"/>
@@ -2805,7 +2754,7 @@
                 <w:rFonts w:ascii="맑은 고딕" w:cs="맑은 고딕" w:eastAsia="맑은 고딕" w:hAnsi="맑은 고딕"/>
                 <w:b/>
                 <w:bCs/>
-                <w:color w:val="FFFFFF"/>
+                <w:color w:val="1A1A1A"/>
                 <w:sz w:val="17"/>
                 <w:szCs w:val="17"/>
               </w:rPr>
@@ -2822,7 +2771,7 @@
               <w:bottom w:val="single" w:color="B0C8E0" w:sz="4"/>
               <w:right w:val="single" w:color="B0C8E0" w:sz="4"/>
             </w:tcBorders>
-            <w:shd w:fill="1A3A5C" w:val="clear"/>
+            <w:shd w:fill="FFFFFF" w:val="clear"/>
             <w:tcMar>
               <w:top w:type="dxa" w:w="80"/>
               <w:left w:type="dxa" w:w="120"/>
@@ -2839,7 +2788,7 @@
                 <w:rFonts w:ascii="맑은 고딕" w:cs="맑은 고딕" w:eastAsia="맑은 고딕" w:hAnsi="맑은 고딕"/>
                 <w:b/>
                 <w:bCs/>
-                <w:color w:val="FFFFFF"/>
+                <w:color w:val="1A1A1A"/>
                 <w:sz w:val="17"/>
                 <w:szCs w:val="17"/>
               </w:rPr>
@@ -2856,7 +2805,7 @@
               <w:bottom w:val="single" w:color="B0C8E0" w:sz="4"/>
               <w:right w:val="single" w:color="B0C8E0" w:sz="4"/>
             </w:tcBorders>
-            <w:shd w:fill="1A3A5C" w:val="clear"/>
+            <w:shd w:fill="FFFFFF" w:val="clear"/>
             <w:tcMar>
               <w:top w:type="dxa" w:w="80"/>
               <w:left w:type="dxa" w:w="120"/>
@@ -2873,7 +2822,7 @@
                 <w:rFonts w:ascii="맑은 고딕" w:cs="맑은 고딕" w:eastAsia="맑은 고딕" w:hAnsi="맑은 고딕"/>
                 <w:b/>
                 <w:bCs/>
-                <w:color w:val="FFFFFF"/>
+                <w:color w:val="1A1A1A"/>
                 <w:sz w:val="17"/>
                 <w:szCs w:val="17"/>
               </w:rPr>
@@ -2890,7 +2839,7 @@
               <w:bottom w:val="single" w:color="B0C8E0" w:sz="4"/>
               <w:right w:val="single" w:color="B0C8E0" w:sz="4"/>
             </w:tcBorders>
-            <w:shd w:fill="1A3A5C" w:val="clear"/>
+            <w:shd w:fill="FFFFFF" w:val="clear"/>
             <w:tcMar>
               <w:top w:type="dxa" w:w="80"/>
               <w:left w:type="dxa" w:w="120"/>
@@ -2907,136 +2856,11 @@
                 <w:rFonts w:ascii="맑은 고딕" w:cs="맑은 고딕" w:eastAsia="맑은 고딕" w:hAnsi="맑은 고딕"/>
                 <w:b/>
                 <w:bCs/>
-                <w:color w:val="FFFFFF"/>
-                <w:sz w:val="17"/>
-                <w:szCs w:val="17"/>
-              </w:rPr>
-              <w:t xml:space="preserve">담당</w:t>
-            </w:r>
-          </w:p>
-        </w:tc>
-      </w:tr>
-      <w:tr>
-        <w:tc>
-          <w:tcPr>
-            <w:tcW w:type="dxa" w:w="600"/>
-            <w:tcBorders>
-              <w:top w:val="single" w:color="B0C8E0" w:sz="4"/>
-              <w:left w:val="single" w:color="B0C8E0" w:sz="4"/>
-              <w:bottom w:val="single" w:color="B0C8E0" w:sz="4"/>
-              <w:right w:val="single" w:color="B0C8E0" w:sz="4"/>
-            </w:tcBorders>
-            <w:shd w:fill="EAF1F8" w:val="clear"/>
-            <w:tcMar>
-              <w:top w:type="dxa" w:w="70"/>
-              <w:left w:type="dxa" w:w="100"/>
-              <w:bottom w:type="dxa" w:w="70"/>
-              <w:right w:type="dxa" w:w="80"/>
-            </w:tcMar>
-          </w:tcPr>
-          <w:p>
-            <w:pPr>
-              <w:jc w:val="center"/>
-            </w:pPr>
-            <w:r>
-              <w:rPr>
-                <w:rFonts w:ascii="맑은 고딕" w:cs="맑은 고딕" w:eastAsia="맑은 고딕" w:hAnsi="맑은 고딕"/>
-                <w:b/>
-                <w:bCs/>
-                <w:color w:val="1A3A5C"/>
-                <w:sz w:val="17"/>
-                <w:szCs w:val="17"/>
-              </w:rPr>
-              <w:t xml:space="preserve">1</w:t>
-            </w:r>
-          </w:p>
-        </w:tc>
-        <w:tc>
-          <w:tcPr>
-            <w:tcW w:type="dxa" w:w="2400"/>
-            <w:tcBorders>
-              <w:top w:val="single" w:color="B0C8E0" w:sz="4"/>
-              <w:left w:val="single" w:color="B0C8E0" w:sz="4"/>
-              <w:bottom w:val="single" w:color="B0C8E0" w:sz="4"/>
-              <w:right w:val="single" w:color="B0C8E0" w:sz="4"/>
-            </w:tcBorders>
-            <w:shd w:fill="EAF1F8" w:val="clear"/>
-            <w:tcMar>
-              <w:top w:type="dxa" w:w="70"/>
-              <w:left w:type="dxa" w:w="120"/>
-              <w:bottom w:type="dxa" w:w="70"/>
-              <w:right w:type="dxa" w:w="100"/>
-            </w:tcMar>
-          </w:tcPr>
-          <w:p>
-            <w:r>
-              <w:rPr>
-                <w:rFonts w:ascii="맑은 고딕" w:cs="맑은 고딕" w:eastAsia="맑은 고딕" w:hAnsi="맑은 고딕"/>
-                <w:b/>
-                <w:bCs/>
-                <w:color w:val="1A3A5C"/>
-                <w:sz w:val="17"/>
-                <w:szCs w:val="17"/>
-              </w:rPr>
-              <w:t xml:space="preserve">개회 기도</w:t>
-            </w:r>
-          </w:p>
-        </w:tc>
-        <w:tc>
-          <w:tcPr>
-            <w:tcW w:type="dxa" w:w="3400"/>
-            <w:tcBorders>
-              <w:top w:val="single" w:color="B0C8E0" w:sz="4"/>
-              <w:left w:val="single" w:color="B0C8E0" w:sz="4"/>
-              <w:bottom w:val="single" w:color="B0C8E0" w:sz="4"/>
-              <w:right w:val="single" w:color="B0C8E0" w:sz="4"/>
-            </w:tcBorders>
-            <w:shd w:fill="EAF1F8" w:val="clear"/>
-            <w:tcMar>
-              <w:top w:type="dxa" w:w="70"/>
-              <w:left w:type="dxa" w:w="120"/>
-              <w:bottom w:type="dxa" w:w="70"/>
-              <w:right w:type="dxa" w:w="100"/>
-            </w:tcMar>
-          </w:tcPr>
-          <w:p>
-            <w:r>
-              <w:rPr>
-                <w:rFonts w:ascii="맑은 고딕" w:cs="맑은 고딕" w:eastAsia="맑은 고딕" w:hAnsi="맑은 고딕"/>
                 <w:color w:val="1A1A1A"/>
                 <w:sz w:val="17"/>
                 <w:szCs w:val="17"/>
               </w:rPr>
-              <w:t xml:space="preserve">담임목사 또는 장로가 기도로 개회를 선언한다</w:t>
-            </w:r>
-          </w:p>
-        </w:tc>
-        <w:tc>
-          <w:tcPr>
-            <w:tcW w:type="dxa" w:w="2670"/>
-            <w:tcBorders>
-              <w:top w:val="single" w:color="B0C8E0" w:sz="4"/>
-              <w:left w:val="single" w:color="B0C8E0" w:sz="4"/>
-              <w:bottom w:val="single" w:color="B0C8E0" w:sz="4"/>
-              <w:right w:val="single" w:color="B0C8E0" w:sz="4"/>
-            </w:tcBorders>
-            <w:shd w:fill="EAF1F8" w:val="clear"/>
-            <w:tcMar>
-              <w:top w:type="dxa" w:w="70"/>
-              <w:left w:type="dxa" w:w="120"/>
-              <w:bottom w:type="dxa" w:w="70"/>
-              <w:right w:type="dxa" w:w="100"/>
-            </w:tcMar>
-          </w:tcPr>
-          <w:p>
-            <w:r>
-              <w:rPr>
-                <w:rFonts w:ascii="맑은 고딕" w:cs="맑은 고딕" w:eastAsia="맑은 고딕" w:hAnsi="맑은 고딕"/>
-                <w:color w:val="1A1A1A"/>
-                <w:sz w:val="17"/>
-                <w:szCs w:val="17"/>
-              </w:rPr>
-              <w:t xml:space="preserve">의장(담임목사)</w:t>
+              <w:t xml:space="preserve">담당</w:t>
             </w:r>
           </w:p>
         </w:tc>
@@ -3072,7 +2896,7 @@
                 <w:sz w:val="17"/>
                 <w:szCs w:val="17"/>
               </w:rPr>
-              <w:t xml:space="preserve">2</w:t>
+              <w:t xml:space="preserve">1</w:t>
             </w:r>
           </w:p>
         </w:tc>
@@ -3103,7 +2927,7 @@
                 <w:sz w:val="17"/>
                 <w:szCs w:val="17"/>
               </w:rPr>
-              <w:t xml:space="preserve">출석 확인</w:t>
+              <w:t xml:space="preserve">개회 기도</w:t>
             </w:r>
           </w:p>
         </w:tc>
@@ -3132,7 +2956,7 @@
                 <w:sz w:val="17"/>
                 <w:szCs w:val="17"/>
               </w:rPr>
-              <w:t xml:space="preserve">서기가 재적 및 출석 인원을 보고한다</w:t>
+              <w:t xml:space="preserve">담임목사 또는 장로가 기도로 개회를 선언한다</w:t>
             </w:r>
           </w:p>
         </w:tc>
@@ -3161,132 +2985,7 @@
                 <w:sz w:val="17"/>
                 <w:szCs w:val="17"/>
               </w:rPr>
-              <w:t xml:space="preserve">서기</w:t>
-            </w:r>
-          </w:p>
-        </w:tc>
-      </w:tr>
-      <w:tr>
-        <w:tc>
-          <w:tcPr>
-            <w:tcW w:type="dxa" w:w="600"/>
-            <w:tcBorders>
-              <w:top w:val="single" w:color="B0C8E0" w:sz="4"/>
-              <w:left w:val="single" w:color="B0C8E0" w:sz="4"/>
-              <w:bottom w:val="single" w:color="B0C8E0" w:sz="4"/>
-              <w:right w:val="single" w:color="B0C8E0" w:sz="4"/>
-            </w:tcBorders>
-            <w:shd w:fill="EAF1F8" w:val="clear"/>
-            <w:tcMar>
-              <w:top w:type="dxa" w:w="70"/>
-              <w:left w:type="dxa" w:w="100"/>
-              <w:bottom w:type="dxa" w:w="70"/>
-              <w:right w:type="dxa" w:w="80"/>
-            </w:tcMar>
-          </w:tcPr>
-          <w:p>
-            <w:pPr>
-              <w:jc w:val="center"/>
-            </w:pPr>
-            <w:r>
-              <w:rPr>
-                <w:rFonts w:ascii="맑은 고딕" w:cs="맑은 고딕" w:eastAsia="맑은 고딕" w:hAnsi="맑은 고딕"/>
-                <w:b/>
-                <w:bCs/>
-                <w:color w:val="1A3A5C"/>
-                <w:sz w:val="17"/>
-                <w:szCs w:val="17"/>
-              </w:rPr>
-              <w:t xml:space="preserve">3</w:t>
-            </w:r>
-          </w:p>
-        </w:tc>
-        <w:tc>
-          <w:tcPr>
-            <w:tcW w:type="dxa" w:w="2400"/>
-            <w:tcBorders>
-              <w:top w:val="single" w:color="B0C8E0" w:sz="4"/>
-              <w:left w:val="single" w:color="B0C8E0" w:sz="4"/>
-              <w:bottom w:val="single" w:color="B0C8E0" w:sz="4"/>
-              <w:right w:val="single" w:color="B0C8E0" w:sz="4"/>
-            </w:tcBorders>
-            <w:shd w:fill="EAF1F8" w:val="clear"/>
-            <w:tcMar>
-              <w:top w:type="dxa" w:w="70"/>
-              <w:left w:type="dxa" w:w="120"/>
-              <w:bottom w:type="dxa" w:w="70"/>
-              <w:right w:type="dxa" w:w="100"/>
-            </w:tcMar>
-          </w:tcPr>
-          <w:p>
-            <w:r>
-              <w:rPr>
-                <w:rFonts w:ascii="맑은 고딕" w:cs="맑은 고딕" w:eastAsia="맑은 고딕" w:hAnsi="맑은 고딕"/>
-                <w:b/>
-                <w:bCs/>
-                <w:color w:val="1A3A5C"/>
-                <w:sz w:val="17"/>
-                <w:szCs w:val="17"/>
-              </w:rPr>
-              <w:t xml:space="preserve">전회 회의록 낭독</w:t>
-            </w:r>
-          </w:p>
-        </w:tc>
-        <w:tc>
-          <w:tcPr>
-            <w:tcW w:type="dxa" w:w="3400"/>
-            <w:tcBorders>
-              <w:top w:val="single" w:color="B0C8E0" w:sz="4"/>
-              <w:left w:val="single" w:color="B0C8E0" w:sz="4"/>
-              <w:bottom w:val="single" w:color="B0C8E0" w:sz="4"/>
-              <w:right w:val="single" w:color="B0C8E0" w:sz="4"/>
-            </w:tcBorders>
-            <w:shd w:fill="EAF1F8" w:val="clear"/>
-            <w:tcMar>
-              <w:top w:type="dxa" w:w="70"/>
-              <w:left w:type="dxa" w:w="120"/>
-              <w:bottom w:type="dxa" w:w="70"/>
-              <w:right w:type="dxa" w:w="100"/>
-            </w:tcMar>
-          </w:tcPr>
-          <w:p>
-            <w:r>
-              <w:rPr>
-                <w:rFonts w:ascii="맑은 고딕" w:cs="맑은 고딕" w:eastAsia="맑은 고딕" w:hAnsi="맑은 고딕"/>
-                <w:color w:val="1A1A1A"/>
-                <w:sz w:val="17"/>
-                <w:szCs w:val="17"/>
-              </w:rPr>
-              <w:t xml:space="preserve">직전 회의록을 낭독하고 승인 여부를 확인한다</w:t>
-            </w:r>
-          </w:p>
-        </w:tc>
-        <w:tc>
-          <w:tcPr>
-            <w:tcW w:type="dxa" w:w="2670"/>
-            <w:tcBorders>
-              <w:top w:val="single" w:color="B0C8E0" w:sz="4"/>
-              <w:left w:val="single" w:color="B0C8E0" w:sz="4"/>
-              <w:bottom w:val="single" w:color="B0C8E0" w:sz="4"/>
-              <w:right w:val="single" w:color="B0C8E0" w:sz="4"/>
-            </w:tcBorders>
-            <w:shd w:fill="EAF1F8" w:val="clear"/>
-            <w:tcMar>
-              <w:top w:type="dxa" w:w="70"/>
-              <w:left w:type="dxa" w:w="120"/>
-              <w:bottom w:type="dxa" w:w="70"/>
-              <w:right w:type="dxa" w:w="100"/>
-            </w:tcMar>
-          </w:tcPr>
-          <w:p>
-            <w:r>
-              <w:rPr>
-                <w:rFonts w:ascii="맑은 고딕" w:cs="맑은 고딕" w:eastAsia="맑은 고딕" w:hAnsi="맑은 고딕"/>
-                <w:color w:val="1A1A1A"/>
-                <w:sz w:val="17"/>
-                <w:szCs w:val="17"/>
-              </w:rPr>
-              <w:t xml:space="preserve">서기</w:t>
+              <w:t xml:space="preserve">의장(담임목사)</w:t>
             </w:r>
           </w:p>
         </w:tc>
@@ -3322,7 +3021,7 @@
                 <w:sz w:val="17"/>
                 <w:szCs w:val="17"/>
               </w:rPr>
-              <w:t xml:space="preserve">4</w:t>
+              <w:t xml:space="preserve">2</w:t>
             </w:r>
           </w:p>
         </w:tc>
@@ -3353,7 +3052,7 @@
                 <w:sz w:val="17"/>
                 <w:szCs w:val="17"/>
               </w:rPr>
-              <w:t xml:space="preserve">보고 사항</w:t>
+              <w:t xml:space="preserve">출석 확인</w:t>
             </w:r>
           </w:p>
         </w:tc>
@@ -3382,7 +3081,7 @@
                 <w:sz w:val="17"/>
                 <w:szCs w:val="17"/>
               </w:rPr>
-              <w:t xml:space="preserve">각 부서 및 임원의 정기 보고를 청취한다</w:t>
+              <w:t xml:space="preserve">서기가 재적 및 출석 인원을 보고한다</w:t>
             </w:r>
           </w:p>
         </w:tc>
@@ -3411,132 +3110,7 @@
                 <w:sz w:val="17"/>
                 <w:szCs w:val="17"/>
               </w:rPr>
-              <w:t xml:space="preserve">각 부서장</w:t>
-            </w:r>
-          </w:p>
-        </w:tc>
-      </w:tr>
-      <w:tr>
-        <w:tc>
-          <w:tcPr>
-            <w:tcW w:type="dxa" w:w="600"/>
-            <w:tcBorders>
-              <w:top w:val="single" w:color="B0C8E0" w:sz="4"/>
-              <w:left w:val="single" w:color="B0C8E0" w:sz="4"/>
-              <w:bottom w:val="single" w:color="B0C8E0" w:sz="4"/>
-              <w:right w:val="single" w:color="B0C8E0" w:sz="4"/>
-            </w:tcBorders>
-            <w:shd w:fill="EAF1F8" w:val="clear"/>
-            <w:tcMar>
-              <w:top w:type="dxa" w:w="70"/>
-              <w:left w:type="dxa" w:w="100"/>
-              <w:bottom w:type="dxa" w:w="70"/>
-              <w:right w:type="dxa" w:w="80"/>
-            </w:tcMar>
-          </w:tcPr>
-          <w:p>
-            <w:pPr>
-              <w:jc w:val="center"/>
-            </w:pPr>
-            <w:r>
-              <w:rPr>
-                <w:rFonts w:ascii="맑은 고딕" w:cs="맑은 고딕" w:eastAsia="맑은 고딕" w:hAnsi="맑은 고딕"/>
-                <w:b/>
-                <w:bCs/>
-                <w:color w:val="1A3A5C"/>
-                <w:sz w:val="17"/>
-                <w:szCs w:val="17"/>
-              </w:rPr>
-              <w:t xml:space="preserve">5</w:t>
-            </w:r>
-          </w:p>
-        </w:tc>
-        <w:tc>
-          <w:tcPr>
-            <w:tcW w:type="dxa" w:w="2400"/>
-            <w:tcBorders>
-              <w:top w:val="single" w:color="B0C8E0" w:sz="4"/>
-              <w:left w:val="single" w:color="B0C8E0" w:sz="4"/>
-              <w:bottom w:val="single" w:color="B0C8E0" w:sz="4"/>
-              <w:right w:val="single" w:color="B0C8E0" w:sz="4"/>
-            </w:tcBorders>
-            <w:shd w:fill="EAF1F8" w:val="clear"/>
-            <w:tcMar>
-              <w:top w:type="dxa" w:w="70"/>
-              <w:left w:type="dxa" w:w="120"/>
-              <w:bottom w:type="dxa" w:w="70"/>
-              <w:right w:type="dxa" w:w="100"/>
-            </w:tcMar>
-          </w:tcPr>
-          <w:p>
-            <w:r>
-              <w:rPr>
-                <w:rFonts w:ascii="맑은 고딕" w:cs="맑은 고딕" w:eastAsia="맑은 고딕" w:hAnsi="맑은 고딕"/>
-                <w:b/>
-                <w:bCs/>
-                <w:color w:val="1A3A5C"/>
-                <w:sz w:val="17"/>
-                <w:szCs w:val="17"/>
-              </w:rPr>
-              <w:t xml:space="preserve">안건 심의</w:t>
-            </w:r>
-          </w:p>
-        </w:tc>
-        <w:tc>
-          <w:tcPr>
-            <w:tcW w:type="dxa" w:w="3400"/>
-            <w:tcBorders>
-              <w:top w:val="single" w:color="B0C8E0" w:sz="4"/>
-              <w:left w:val="single" w:color="B0C8E0" w:sz="4"/>
-              <w:bottom w:val="single" w:color="B0C8E0" w:sz="4"/>
-              <w:right w:val="single" w:color="B0C8E0" w:sz="4"/>
-            </w:tcBorders>
-            <w:shd w:fill="EAF1F8" w:val="clear"/>
-            <w:tcMar>
-              <w:top w:type="dxa" w:w="70"/>
-              <w:left w:type="dxa" w:w="120"/>
-              <w:bottom w:type="dxa" w:w="70"/>
-              <w:right w:type="dxa" w:w="100"/>
-            </w:tcMar>
-          </w:tcPr>
-          <w:p>
-            <w:r>
-              <w:rPr>
-                <w:rFonts w:ascii="맑은 고딕" w:cs="맑은 고딕" w:eastAsia="맑은 고딕" w:hAnsi="맑은 고딕"/>
-                <w:color w:val="1A1A1A"/>
-                <w:sz w:val="17"/>
-                <w:szCs w:val="17"/>
-              </w:rPr>
-              <w:t xml:space="preserve">상정된 안건을 순서대로 토의·의결한다</w:t>
-            </w:r>
-          </w:p>
-        </w:tc>
-        <w:tc>
-          <w:tcPr>
-            <w:tcW w:type="dxa" w:w="2670"/>
-            <w:tcBorders>
-              <w:top w:val="single" w:color="B0C8E0" w:sz="4"/>
-              <w:left w:val="single" w:color="B0C8E0" w:sz="4"/>
-              <w:bottom w:val="single" w:color="B0C8E0" w:sz="4"/>
-              <w:right w:val="single" w:color="B0C8E0" w:sz="4"/>
-            </w:tcBorders>
-            <w:shd w:fill="EAF1F8" w:val="clear"/>
-            <w:tcMar>
-              <w:top w:type="dxa" w:w="70"/>
-              <w:left w:type="dxa" w:w="120"/>
-              <w:bottom w:type="dxa" w:w="70"/>
-              <w:right w:type="dxa" w:w="100"/>
-            </w:tcMar>
-          </w:tcPr>
-          <w:p>
-            <w:r>
-              <w:rPr>
-                <w:rFonts w:ascii="맑은 고딕" w:cs="맑은 고딕" w:eastAsia="맑은 고딕" w:hAnsi="맑은 고딕"/>
-                <w:color w:val="1A1A1A"/>
-                <w:sz w:val="17"/>
-                <w:szCs w:val="17"/>
-              </w:rPr>
-              <w:t xml:space="preserve">의장</w:t>
+              <w:t xml:space="preserve">서기</w:t>
             </w:r>
           </w:p>
         </w:tc>
@@ -3572,7 +3146,7 @@
                 <w:sz w:val="17"/>
                 <w:szCs w:val="17"/>
               </w:rPr>
-              <w:t xml:space="preserve">6</w:t>
+              <w:t xml:space="preserve">3</w:t>
             </w:r>
           </w:p>
         </w:tc>
@@ -3603,7 +3177,7 @@
                 <w:sz w:val="17"/>
                 <w:szCs w:val="17"/>
               </w:rPr>
-              <w:t xml:space="preserve">기타 사항</w:t>
+              <w:t xml:space="preserve">전회 회의록 낭독</w:t>
             </w:r>
           </w:p>
         </w:tc>
@@ -3632,7 +3206,7 @@
                 <w:sz w:val="17"/>
                 <w:szCs w:val="17"/>
               </w:rPr>
-              <w:t xml:space="preserve">미상정 건의 사항 및 공지를 처리한다</w:t>
+              <w:t xml:space="preserve">직전 회의록을 낭독하고 승인 여부를 확인한다</w:t>
             </w:r>
           </w:p>
         </w:tc>
@@ -3661,7 +3235,7 @@
                 <w:sz w:val="17"/>
                 <w:szCs w:val="17"/>
               </w:rPr>
-              <w:t xml:space="preserve">의장</w:t>
+              <w:t xml:space="preserve">서기</w:t>
             </w:r>
           </w:p>
         </w:tc>
@@ -3676,7 +3250,7 @@
               <w:bottom w:val="single" w:color="B0C8E0" w:sz="4"/>
               <w:right w:val="single" w:color="B0C8E0" w:sz="4"/>
             </w:tcBorders>
-            <w:shd w:fill="EAF1F8" w:val="clear"/>
+            <w:shd w:fill="FFFFFF" w:val="clear"/>
             <w:tcMar>
               <w:top w:type="dxa" w:w="70"/>
               <w:left w:type="dxa" w:w="100"/>
@@ -3697,7 +3271,7 @@
                 <w:sz w:val="17"/>
                 <w:szCs w:val="17"/>
               </w:rPr>
-              <w:t xml:space="preserve">7</w:t>
+              <w:t xml:space="preserve">4</w:t>
             </w:r>
           </w:p>
         </w:tc>
@@ -3710,7 +3284,7 @@
               <w:bottom w:val="single" w:color="B0C8E0" w:sz="4"/>
               <w:right w:val="single" w:color="B0C8E0" w:sz="4"/>
             </w:tcBorders>
-            <w:shd w:fill="EAF1F8" w:val="clear"/>
+            <w:shd w:fill="FFFFFF" w:val="clear"/>
             <w:tcMar>
               <w:top w:type="dxa" w:w="70"/>
               <w:left w:type="dxa" w:w="120"/>
@@ -3728,7 +3302,7 @@
                 <w:sz w:val="17"/>
                 <w:szCs w:val="17"/>
               </w:rPr>
-              <w:t xml:space="preserve">폐회 기도</w:t>
+              <w:t xml:space="preserve">보고 사항</w:t>
             </w:r>
           </w:p>
         </w:tc>
@@ -3741,7 +3315,7 @@
               <w:bottom w:val="single" w:color="B0C8E0" w:sz="4"/>
               <w:right w:val="single" w:color="B0C8E0" w:sz="4"/>
             </w:tcBorders>
-            <w:shd w:fill="EAF1F8" w:val="clear"/>
+            <w:shd w:fill="FFFFFF" w:val="clear"/>
             <w:tcMar>
               <w:top w:type="dxa" w:w="70"/>
               <w:left w:type="dxa" w:w="120"/>
@@ -3757,7 +3331,7 @@
                 <w:sz w:val="17"/>
                 <w:szCs w:val="17"/>
               </w:rPr>
-              <w:t xml:space="preserve">기도로 폐회를 선언한다</w:t>
+              <w:t xml:space="preserve">각 부서 및 임원의 정기 보고를 청취한다</w:t>
             </w:r>
           </w:p>
         </w:tc>
@@ -3770,7 +3344,7 @@
               <w:bottom w:val="single" w:color="B0C8E0" w:sz="4"/>
               <w:right w:val="single" w:color="B0C8E0" w:sz="4"/>
             </w:tcBorders>
-            <w:shd w:fill="EAF1F8" w:val="clear"/>
+            <w:shd w:fill="FFFFFF" w:val="clear"/>
             <w:tcMar>
               <w:top w:type="dxa" w:w="70"/>
               <w:left w:type="dxa" w:w="120"/>
@@ -3786,6 +3360,381 @@
                 <w:sz w:val="17"/>
                 <w:szCs w:val="17"/>
               </w:rPr>
+              <w:t xml:space="preserve">각 부서장</w:t>
+            </w:r>
+          </w:p>
+        </w:tc>
+      </w:tr>
+      <w:tr>
+        <w:tc>
+          <w:tcPr>
+            <w:tcW w:type="dxa" w:w="600"/>
+            <w:tcBorders>
+              <w:top w:val="single" w:color="B0C8E0" w:sz="4"/>
+              <w:left w:val="single" w:color="B0C8E0" w:sz="4"/>
+              <w:bottom w:val="single" w:color="B0C8E0" w:sz="4"/>
+              <w:right w:val="single" w:color="B0C8E0" w:sz="4"/>
+            </w:tcBorders>
+            <w:shd w:fill="FFFFFF" w:val="clear"/>
+            <w:tcMar>
+              <w:top w:type="dxa" w:w="70"/>
+              <w:left w:type="dxa" w:w="100"/>
+              <w:bottom w:type="dxa" w:w="70"/>
+              <w:right w:type="dxa" w:w="80"/>
+            </w:tcMar>
+          </w:tcPr>
+          <w:p>
+            <w:pPr>
+              <w:jc w:val="center"/>
+            </w:pPr>
+            <w:r>
+              <w:rPr>
+                <w:rFonts w:ascii="맑은 고딕" w:cs="맑은 고딕" w:eastAsia="맑은 고딕" w:hAnsi="맑은 고딕"/>
+                <w:b/>
+                <w:bCs/>
+                <w:color w:val="1A3A5C"/>
+                <w:sz w:val="17"/>
+                <w:szCs w:val="17"/>
+              </w:rPr>
+              <w:t xml:space="preserve">5</w:t>
+            </w:r>
+          </w:p>
+        </w:tc>
+        <w:tc>
+          <w:tcPr>
+            <w:tcW w:type="dxa" w:w="2400"/>
+            <w:tcBorders>
+              <w:top w:val="single" w:color="B0C8E0" w:sz="4"/>
+              <w:left w:val="single" w:color="B0C8E0" w:sz="4"/>
+              <w:bottom w:val="single" w:color="B0C8E0" w:sz="4"/>
+              <w:right w:val="single" w:color="B0C8E0" w:sz="4"/>
+            </w:tcBorders>
+            <w:shd w:fill="FFFFFF" w:val="clear"/>
+            <w:tcMar>
+              <w:top w:type="dxa" w:w="70"/>
+              <w:left w:type="dxa" w:w="120"/>
+              <w:bottom w:type="dxa" w:w="70"/>
+              <w:right w:type="dxa" w:w="100"/>
+            </w:tcMar>
+          </w:tcPr>
+          <w:p>
+            <w:r>
+              <w:rPr>
+                <w:rFonts w:ascii="맑은 고딕" w:cs="맑은 고딕" w:eastAsia="맑은 고딕" w:hAnsi="맑은 고딕"/>
+                <w:b/>
+                <w:bCs/>
+                <w:color w:val="1A3A5C"/>
+                <w:sz w:val="17"/>
+                <w:szCs w:val="17"/>
+              </w:rPr>
+              <w:t xml:space="preserve">안건 심의</w:t>
+            </w:r>
+          </w:p>
+        </w:tc>
+        <w:tc>
+          <w:tcPr>
+            <w:tcW w:type="dxa" w:w="3400"/>
+            <w:tcBorders>
+              <w:top w:val="single" w:color="B0C8E0" w:sz="4"/>
+              <w:left w:val="single" w:color="B0C8E0" w:sz="4"/>
+              <w:bottom w:val="single" w:color="B0C8E0" w:sz="4"/>
+              <w:right w:val="single" w:color="B0C8E0" w:sz="4"/>
+            </w:tcBorders>
+            <w:shd w:fill="FFFFFF" w:val="clear"/>
+            <w:tcMar>
+              <w:top w:type="dxa" w:w="70"/>
+              <w:left w:type="dxa" w:w="120"/>
+              <w:bottom w:type="dxa" w:w="70"/>
+              <w:right w:type="dxa" w:w="100"/>
+            </w:tcMar>
+          </w:tcPr>
+          <w:p>
+            <w:r>
+              <w:rPr>
+                <w:rFonts w:ascii="맑은 고딕" w:cs="맑은 고딕" w:eastAsia="맑은 고딕" w:hAnsi="맑은 고딕"/>
+                <w:color w:val="1A1A1A"/>
+                <w:sz w:val="17"/>
+                <w:szCs w:val="17"/>
+              </w:rPr>
+              <w:t xml:space="preserve">상정된 안건을 순서대로 토의·의결한다</w:t>
+            </w:r>
+          </w:p>
+        </w:tc>
+        <w:tc>
+          <w:tcPr>
+            <w:tcW w:type="dxa" w:w="2670"/>
+            <w:tcBorders>
+              <w:top w:val="single" w:color="B0C8E0" w:sz="4"/>
+              <w:left w:val="single" w:color="B0C8E0" w:sz="4"/>
+              <w:bottom w:val="single" w:color="B0C8E0" w:sz="4"/>
+              <w:right w:val="single" w:color="B0C8E0" w:sz="4"/>
+            </w:tcBorders>
+            <w:shd w:fill="FFFFFF" w:val="clear"/>
+            <w:tcMar>
+              <w:top w:type="dxa" w:w="70"/>
+              <w:left w:type="dxa" w:w="120"/>
+              <w:bottom w:type="dxa" w:w="70"/>
+              <w:right w:type="dxa" w:w="100"/>
+            </w:tcMar>
+          </w:tcPr>
+          <w:p>
+            <w:r>
+              <w:rPr>
+                <w:rFonts w:ascii="맑은 고딕" w:cs="맑은 고딕" w:eastAsia="맑은 고딕" w:hAnsi="맑은 고딕"/>
+                <w:color w:val="1A1A1A"/>
+                <w:sz w:val="17"/>
+                <w:szCs w:val="17"/>
+              </w:rPr>
+              <w:t xml:space="preserve">의장</w:t>
+            </w:r>
+          </w:p>
+        </w:tc>
+      </w:tr>
+      <w:tr>
+        <w:tc>
+          <w:tcPr>
+            <w:tcW w:type="dxa" w:w="600"/>
+            <w:tcBorders>
+              <w:top w:val="single" w:color="B0C8E0" w:sz="4"/>
+              <w:left w:val="single" w:color="B0C8E0" w:sz="4"/>
+              <w:bottom w:val="single" w:color="B0C8E0" w:sz="4"/>
+              <w:right w:val="single" w:color="B0C8E0" w:sz="4"/>
+            </w:tcBorders>
+            <w:shd w:fill="FFFFFF" w:val="clear"/>
+            <w:tcMar>
+              <w:top w:type="dxa" w:w="70"/>
+              <w:left w:type="dxa" w:w="100"/>
+              <w:bottom w:type="dxa" w:w="70"/>
+              <w:right w:type="dxa" w:w="80"/>
+            </w:tcMar>
+          </w:tcPr>
+          <w:p>
+            <w:pPr>
+              <w:jc w:val="center"/>
+            </w:pPr>
+            <w:r>
+              <w:rPr>
+                <w:rFonts w:ascii="맑은 고딕" w:cs="맑은 고딕" w:eastAsia="맑은 고딕" w:hAnsi="맑은 고딕"/>
+                <w:b/>
+                <w:bCs/>
+                <w:color w:val="1A3A5C"/>
+                <w:sz w:val="17"/>
+                <w:szCs w:val="17"/>
+              </w:rPr>
+              <w:t xml:space="preserve">6</w:t>
+            </w:r>
+          </w:p>
+        </w:tc>
+        <w:tc>
+          <w:tcPr>
+            <w:tcW w:type="dxa" w:w="2400"/>
+            <w:tcBorders>
+              <w:top w:val="single" w:color="B0C8E0" w:sz="4"/>
+              <w:left w:val="single" w:color="B0C8E0" w:sz="4"/>
+              <w:bottom w:val="single" w:color="B0C8E0" w:sz="4"/>
+              <w:right w:val="single" w:color="B0C8E0" w:sz="4"/>
+            </w:tcBorders>
+            <w:shd w:fill="FFFFFF" w:val="clear"/>
+            <w:tcMar>
+              <w:top w:type="dxa" w:w="70"/>
+              <w:left w:type="dxa" w:w="120"/>
+              <w:bottom w:type="dxa" w:w="70"/>
+              <w:right w:type="dxa" w:w="100"/>
+            </w:tcMar>
+          </w:tcPr>
+          <w:p>
+            <w:r>
+              <w:rPr>
+                <w:rFonts w:ascii="맑은 고딕" w:cs="맑은 고딕" w:eastAsia="맑은 고딕" w:hAnsi="맑은 고딕"/>
+                <w:b/>
+                <w:bCs/>
+                <w:color w:val="1A3A5C"/>
+                <w:sz w:val="17"/>
+                <w:szCs w:val="17"/>
+              </w:rPr>
+              <w:t xml:space="preserve">기타 사항</w:t>
+            </w:r>
+          </w:p>
+        </w:tc>
+        <w:tc>
+          <w:tcPr>
+            <w:tcW w:type="dxa" w:w="3400"/>
+            <w:tcBorders>
+              <w:top w:val="single" w:color="B0C8E0" w:sz="4"/>
+              <w:left w:val="single" w:color="B0C8E0" w:sz="4"/>
+              <w:bottom w:val="single" w:color="B0C8E0" w:sz="4"/>
+              <w:right w:val="single" w:color="B0C8E0" w:sz="4"/>
+            </w:tcBorders>
+            <w:shd w:fill="FFFFFF" w:val="clear"/>
+            <w:tcMar>
+              <w:top w:type="dxa" w:w="70"/>
+              <w:left w:type="dxa" w:w="120"/>
+              <w:bottom w:type="dxa" w:w="70"/>
+              <w:right w:type="dxa" w:w="100"/>
+            </w:tcMar>
+          </w:tcPr>
+          <w:p>
+            <w:r>
+              <w:rPr>
+                <w:rFonts w:ascii="맑은 고딕" w:cs="맑은 고딕" w:eastAsia="맑은 고딕" w:hAnsi="맑은 고딕"/>
+                <w:color w:val="1A1A1A"/>
+                <w:sz w:val="17"/>
+                <w:szCs w:val="17"/>
+              </w:rPr>
+              <w:t xml:space="preserve">미상정 건의 사항 및 공지를 처리한다</w:t>
+            </w:r>
+          </w:p>
+        </w:tc>
+        <w:tc>
+          <w:tcPr>
+            <w:tcW w:type="dxa" w:w="2670"/>
+            <w:tcBorders>
+              <w:top w:val="single" w:color="B0C8E0" w:sz="4"/>
+              <w:left w:val="single" w:color="B0C8E0" w:sz="4"/>
+              <w:bottom w:val="single" w:color="B0C8E0" w:sz="4"/>
+              <w:right w:val="single" w:color="B0C8E0" w:sz="4"/>
+            </w:tcBorders>
+            <w:shd w:fill="FFFFFF" w:val="clear"/>
+            <w:tcMar>
+              <w:top w:type="dxa" w:w="70"/>
+              <w:left w:type="dxa" w:w="120"/>
+              <w:bottom w:type="dxa" w:w="70"/>
+              <w:right w:type="dxa" w:w="100"/>
+            </w:tcMar>
+          </w:tcPr>
+          <w:p>
+            <w:r>
+              <w:rPr>
+                <w:rFonts w:ascii="맑은 고딕" w:cs="맑은 고딕" w:eastAsia="맑은 고딕" w:hAnsi="맑은 고딕"/>
+                <w:color w:val="1A1A1A"/>
+                <w:sz w:val="17"/>
+                <w:szCs w:val="17"/>
+              </w:rPr>
+              <w:t xml:space="preserve">의장</w:t>
+            </w:r>
+          </w:p>
+        </w:tc>
+      </w:tr>
+      <w:tr>
+        <w:tc>
+          <w:tcPr>
+            <w:tcW w:type="dxa" w:w="600"/>
+            <w:tcBorders>
+              <w:top w:val="single" w:color="B0C8E0" w:sz="4"/>
+              <w:left w:val="single" w:color="B0C8E0" w:sz="4"/>
+              <w:bottom w:val="single" w:color="B0C8E0" w:sz="4"/>
+              <w:right w:val="single" w:color="B0C8E0" w:sz="4"/>
+            </w:tcBorders>
+            <w:shd w:fill="FFFFFF" w:val="clear"/>
+            <w:tcMar>
+              <w:top w:type="dxa" w:w="70"/>
+              <w:left w:type="dxa" w:w="100"/>
+              <w:bottom w:type="dxa" w:w="70"/>
+              <w:right w:type="dxa" w:w="80"/>
+            </w:tcMar>
+          </w:tcPr>
+          <w:p>
+            <w:pPr>
+              <w:jc w:val="center"/>
+            </w:pPr>
+            <w:r>
+              <w:rPr>
+                <w:rFonts w:ascii="맑은 고딕" w:cs="맑은 고딕" w:eastAsia="맑은 고딕" w:hAnsi="맑은 고딕"/>
+                <w:b/>
+                <w:bCs/>
+                <w:color w:val="1A3A5C"/>
+                <w:sz w:val="17"/>
+                <w:szCs w:val="17"/>
+              </w:rPr>
+              <w:t xml:space="preserve">7</w:t>
+            </w:r>
+          </w:p>
+        </w:tc>
+        <w:tc>
+          <w:tcPr>
+            <w:tcW w:type="dxa" w:w="2400"/>
+            <w:tcBorders>
+              <w:top w:val="single" w:color="B0C8E0" w:sz="4"/>
+              <w:left w:val="single" w:color="B0C8E0" w:sz="4"/>
+              <w:bottom w:val="single" w:color="B0C8E0" w:sz="4"/>
+              <w:right w:val="single" w:color="B0C8E0" w:sz="4"/>
+            </w:tcBorders>
+            <w:shd w:fill="FFFFFF" w:val="clear"/>
+            <w:tcMar>
+              <w:top w:type="dxa" w:w="70"/>
+              <w:left w:type="dxa" w:w="120"/>
+              <w:bottom w:type="dxa" w:w="70"/>
+              <w:right w:type="dxa" w:w="100"/>
+            </w:tcMar>
+          </w:tcPr>
+          <w:p>
+            <w:r>
+              <w:rPr>
+                <w:rFonts w:ascii="맑은 고딕" w:cs="맑은 고딕" w:eastAsia="맑은 고딕" w:hAnsi="맑은 고딕"/>
+                <w:b/>
+                <w:bCs/>
+                <w:color w:val="1A3A5C"/>
+                <w:sz w:val="17"/>
+                <w:szCs w:val="17"/>
+              </w:rPr>
+              <w:t xml:space="preserve">폐회 기도</w:t>
+            </w:r>
+          </w:p>
+        </w:tc>
+        <w:tc>
+          <w:tcPr>
+            <w:tcW w:type="dxa" w:w="3400"/>
+            <w:tcBorders>
+              <w:top w:val="single" w:color="B0C8E0" w:sz="4"/>
+              <w:left w:val="single" w:color="B0C8E0" w:sz="4"/>
+              <w:bottom w:val="single" w:color="B0C8E0" w:sz="4"/>
+              <w:right w:val="single" w:color="B0C8E0" w:sz="4"/>
+            </w:tcBorders>
+            <w:shd w:fill="FFFFFF" w:val="clear"/>
+            <w:tcMar>
+              <w:top w:type="dxa" w:w="70"/>
+              <w:left w:type="dxa" w:w="120"/>
+              <w:bottom w:type="dxa" w:w="70"/>
+              <w:right w:type="dxa" w:w="100"/>
+            </w:tcMar>
+          </w:tcPr>
+          <w:p>
+            <w:r>
+              <w:rPr>
+                <w:rFonts w:ascii="맑은 고딕" w:cs="맑은 고딕" w:eastAsia="맑은 고딕" w:hAnsi="맑은 고딕"/>
+                <w:color w:val="1A1A1A"/>
+                <w:sz w:val="17"/>
+                <w:szCs w:val="17"/>
+              </w:rPr>
+              <w:t xml:space="preserve">기도로 폐회를 선언한다</w:t>
+            </w:r>
+          </w:p>
+        </w:tc>
+        <w:tc>
+          <w:tcPr>
+            <w:tcW w:type="dxa" w:w="2670"/>
+            <w:tcBorders>
+              <w:top w:val="single" w:color="B0C8E0" w:sz="4"/>
+              <w:left w:val="single" w:color="B0C8E0" w:sz="4"/>
+              <w:bottom w:val="single" w:color="B0C8E0" w:sz="4"/>
+              <w:right w:val="single" w:color="B0C8E0" w:sz="4"/>
+            </w:tcBorders>
+            <w:shd w:fill="FFFFFF" w:val="clear"/>
+            <w:tcMar>
+              <w:top w:type="dxa" w:w="70"/>
+              <w:left w:type="dxa" w:w="120"/>
+              <w:bottom w:type="dxa" w:w="70"/>
+              <w:right w:type="dxa" w:w="100"/>
+            </w:tcMar>
+          </w:tcPr>
+          <w:p>
+            <w:r>
+              <w:rPr>
+                <w:rFonts w:ascii="맑은 고딕" w:cs="맑은 고딕" w:eastAsia="맑은 고딕" w:hAnsi="맑은 고딕"/>
+                <w:color w:val="1A1A1A"/>
+                <w:sz w:val="17"/>
+                <w:szCs w:val="17"/>
+              </w:rPr>
               <w:t xml:space="preserve">의장</w:t>
             </w:r>
           </w:p>
@@ -3808,10 +3757,7 @@
     </w:p>
     <w:p>
       <w:pPr>
-        <w:pBdr>
-          <w:bottom w:val="single" w:color="C8714A" w:sz="8"/>
-        </w:pBdr>
-        <w:shd w:fill="1A3A5C" w:val="clear"/>
+        <w:shd w:fill="FFFFFF" w:val="clear"/>
         <w:spacing w:after="200" w:before="440"/>
         <w:jc w:val="center"/>
       </w:pPr>
@@ -3820,7 +3766,7 @@
           <w:rFonts w:ascii="맑은 고딕" w:cs="맑은 고딕" w:eastAsia="맑은 고딕" w:hAnsi="맑은 고딕"/>
           <w:b/>
           <w:bCs/>
-          <w:color w:val="FFFFFF"/>
+          <w:color w:val="1A1A1A"/>
           <w:sz w:val="27"/>
           <w:szCs w:val="27"/>
         </w:rPr>
@@ -3852,9 +3798,6 @@
     </w:p>
     <w:p>
       <w:pPr>
-        <w:pBdr>
-          <w:left w:val="single" w:color="C8714A" w:sz="12"/>
-        </w:pBdr>
         <w:spacing w:after="60" w:before="260"/>
         <w:ind w:left="180"/>
       </w:pPr>
@@ -3934,9 +3877,6 @@
     </w:p>
     <w:p>
       <w:pPr>
-        <w:pBdr>
-          <w:left w:val="single" w:color="C8714A" w:sz="12"/>
-        </w:pBdr>
         <w:spacing w:after="60" w:before="260"/>
         <w:ind w:left="180"/>
       </w:pPr>
@@ -4032,9 +3972,6 @@
     </w:p>
     <w:p>
       <w:pPr>
-        <w:pBdr>
-          <w:left w:val="single" w:color="C8714A" w:sz="12"/>
-        </w:pBdr>
         <w:spacing w:after="60" w:before="260"/>
         <w:ind w:left="180"/>
       </w:pPr>
@@ -4098,9 +4035,6 @@
     </w:p>
     <w:p>
       <w:pPr>
-        <w:pBdr>
-          <w:left w:val="single" w:color="C8714A" w:sz="12"/>
-        </w:pBdr>
         <w:spacing w:after="60" w:before="260"/>
         <w:ind w:left="180"/>
       </w:pPr>
@@ -4212,9 +4146,6 @@
     </w:p>
     <w:p>
       <w:pPr>
-        <w:pBdr>
-          <w:left w:val="single" w:color="C8714A" w:sz="12"/>
-        </w:pBdr>
         <w:spacing w:after="60" w:before="260"/>
         <w:ind w:left="180"/>
       </w:pPr>
@@ -4278,10 +4209,7 @@
     </w:p>
     <w:p>
       <w:pPr>
-        <w:pBdr>
-          <w:bottom w:val="single" w:color="C8714A" w:sz="8"/>
-        </w:pBdr>
-        <w:shd w:fill="1A3A5C" w:val="clear"/>
+        <w:shd w:fill="FFFFFF" w:val="clear"/>
         <w:spacing w:after="200" w:before="440"/>
         <w:jc w:val="center"/>
       </w:pPr>
@@ -4290,7 +4218,7 @@
           <w:rFonts w:ascii="맑은 고딕" w:cs="맑은 고딕" w:eastAsia="맑은 고딕" w:hAnsi="맑은 고딕"/>
           <w:b/>
           <w:bCs/>
-          <w:color w:val="FFFFFF"/>
+          <w:color w:val="1A1A1A"/>
           <w:sz w:val="27"/>
           <w:szCs w:val="27"/>
         </w:rPr>
@@ -4322,9 +4250,6 @@
     </w:p>
     <w:p>
       <w:pPr>
-        <w:pBdr>
-          <w:left w:val="single" w:color="C8714A" w:sz="12"/>
-        </w:pBdr>
         <w:spacing w:after="60" w:before="260"/>
         <w:ind w:left="180"/>
       </w:pPr>
@@ -4468,9 +4393,6 @@
     </w:p>
     <w:p>
       <w:pPr>
-        <w:pBdr>
-          <w:left w:val="single" w:color="C8714A" w:sz="12"/>
-        </w:pBdr>
         <w:spacing w:after="60" w:before="260"/>
         <w:ind w:left="180"/>
       </w:pPr>
@@ -4614,9 +4536,6 @@
     </w:p>
     <w:p>
       <w:pPr>
-        <w:pBdr>
-          <w:left w:val="single" w:color="C8714A" w:sz="12"/>
-        </w:pBdr>
         <w:spacing w:after="60" w:before="260"/>
         <w:ind w:left="180"/>
       </w:pPr>
@@ -4808,9 +4727,6 @@
     </w:p>
     <w:p>
       <w:pPr>
-        <w:pBdr>
-          <w:left w:val="single" w:color="C8714A" w:sz="12"/>
-        </w:pBdr>
         <w:spacing w:after="60" w:before="260"/>
         <w:ind w:left="180"/>
       </w:pPr>
@@ -4890,10 +4806,7 @@
     </w:p>
     <w:p>
       <w:pPr>
-        <w:pBdr>
-          <w:bottom w:val="single" w:color="C8714A" w:sz="8"/>
-        </w:pBdr>
-        <w:shd w:fill="1A3A5C" w:val="clear"/>
+        <w:shd w:fill="FFFFFF" w:val="clear"/>
         <w:spacing w:after="200" w:before="440"/>
         <w:jc w:val="center"/>
       </w:pPr>
@@ -4902,7 +4815,7 @@
           <w:rFonts w:ascii="맑은 고딕" w:cs="맑은 고딕" w:eastAsia="맑은 고딕" w:hAnsi="맑은 고딕"/>
           <w:b/>
           <w:bCs/>
-          <w:color w:val="FFFFFF"/>
+          <w:color w:val="1A1A1A"/>
           <w:sz w:val="27"/>
           <w:szCs w:val="27"/>
         </w:rPr>
@@ -4934,9 +4847,6 @@
     </w:p>
     <w:p>
       <w:pPr>
-        <w:pBdr>
-          <w:left w:val="single" w:color="C8714A" w:sz="12"/>
-        </w:pBdr>
         <w:spacing w:after="60" w:before="260"/>
         <w:ind w:left="180"/>
       </w:pPr>
@@ -5064,9 +4974,6 @@
     </w:p>
     <w:p>
       <w:pPr>
-        <w:pBdr>
-          <w:left w:val="single" w:color="C8714A" w:sz="12"/>
-        </w:pBdr>
         <w:spacing w:after="60" w:before="260"/>
         <w:ind w:left="180"/>
       </w:pPr>
@@ -5194,9 +5101,6 @@
     </w:p>
     <w:p>
       <w:pPr>
-        <w:pBdr>
-          <w:left w:val="single" w:color="C8714A" w:sz="12"/>
-        </w:pBdr>
         <w:spacing w:after="60" w:before="260"/>
         <w:ind w:left="180"/>
       </w:pPr>
@@ -5324,9 +5228,6 @@
     </w:p>
     <w:p>
       <w:pPr>
-        <w:pBdr>
-          <w:left w:val="single" w:color="C8714A" w:sz="12"/>
-        </w:pBdr>
         <w:spacing w:after="60" w:before="260"/>
         <w:ind w:left="180"/>
       </w:pPr>
@@ -5438,9 +5339,6 @@
     </w:p>
     <w:p>
       <w:pPr>
-        <w:pBdr>
-          <w:left w:val="single" w:color="C8714A" w:sz="12"/>
-        </w:pBdr>
         <w:spacing w:after="60" w:before="260"/>
         <w:ind w:left="180"/>
       </w:pPr>
@@ -5568,10 +5466,7 @@
     </w:p>
     <w:p>
       <w:pPr>
-        <w:pBdr>
-          <w:bottom w:val="single" w:color="C8714A" w:sz="8"/>
-        </w:pBdr>
-        <w:shd w:fill="1A3A5C" w:val="clear"/>
+        <w:shd w:fill="FFFFFF" w:val="clear"/>
         <w:spacing w:after="200" w:before="440"/>
         <w:jc w:val="center"/>
       </w:pPr>
@@ -5580,7 +5475,7 @@
           <w:rFonts w:ascii="맑은 고딕" w:cs="맑은 고딕" w:eastAsia="맑은 고딕" w:hAnsi="맑은 고딕"/>
           <w:b/>
           <w:bCs/>
-          <w:color w:val="FFFFFF"/>
+          <w:color w:val="1A1A1A"/>
           <w:sz w:val="27"/>
           <w:szCs w:val="27"/>
         </w:rPr>
@@ -5612,9 +5507,6 @@
     </w:p>
     <w:p>
       <w:pPr>
-        <w:pBdr>
-          <w:left w:val="single" w:color="C8714A" w:sz="12"/>
-        </w:pBdr>
         <w:spacing w:after="60" w:before="260"/>
         <w:ind w:left="180"/>
       </w:pPr>
@@ -5678,9 +5570,6 @@
     </w:p>
     <w:p>
       <w:pPr>
-        <w:pBdr>
-          <w:left w:val="single" w:color="C8714A" w:sz="12"/>
-        </w:pBdr>
         <w:spacing w:after="60" w:before="260"/>
         <w:ind w:left="180"/>
       </w:pPr>
@@ -5728,9 +5617,6 @@
     </w:p>
     <w:p>
       <w:pPr>
-        <w:pBdr>
-          <w:left w:val="single" w:color="C8714A" w:sz="12"/>
-        </w:pBdr>
         <w:spacing w:after="60" w:before="260"/>
         <w:ind w:left="180"/>
       </w:pPr>
@@ -5778,10 +5664,6 @@
     </w:p>
     <w:p>
       <w:pPr>
-        <w:pBdr>
-          <w:top w:val="double" w:color="1A3A5C" w:sz="6"/>
-          <w:bottom w:val="single" w:color="B0C8E0" w:sz="4"/>
-        </w:pBdr>
         <w:spacing w:after="160" w:before="360"/>
         <w:jc w:val="center"/>
       </w:pPr>
@@ -5857,12 +5739,12 @@
       <w:tblPr>
         <w:tblW w:type="dxa" w:w="9070"/>
         <w:tblBorders>
-          <w:top w:val="single" w:color="auto" w:sz="4"/>
-          <w:left w:val="single" w:color="auto" w:sz="4"/>
-          <w:bottom w:val="single" w:color="auto" w:sz="4"/>
-          <w:right w:val="single" w:color="auto" w:sz="4"/>
-          <w:insideH w:val="single" w:color="auto" w:sz="4"/>
-          <w:insideV w:val="single" w:color="auto" w:sz="4"/>
+          <w:top w:val="nil"/>
+          <w:left w:val="nil"/>
+          <w:bottom w:val="nil"/>
+          <w:right w:val="nil"/>
+          <w:insideH w:val="nil"/>
+          <w:insideV w:val="nil"/>
         </w:tblBorders>
       </w:tblPr>
       <w:tblGrid>
@@ -5872,13 +5754,7 @@
         <w:tc>
           <w:tcPr>
             <w:tcW w:type="dxa" w:w="9070"/>
-            <w:tcBorders>
-              <w:top w:val="single" w:color="B0C8E0" w:sz="4"/>
-              <w:left w:val="single" w:color="B0C8E0" w:sz="4"/>
-              <w:bottom w:val="single" w:color="B0C8E0" w:sz="4"/>
-              <w:right w:val="single" w:color="B0C8E0" w:sz="4"/>
-            </w:tcBorders>
-            <w:shd w:fill="EAF1F8" w:val="clear"/>
+            <w:shd w:fill="FFFFFF" w:val="clear"/>
             <w:tcMar>
               <w:top w:type="dxa" w:w="200"/>
               <w:left w:type="dxa" w:w="300"/>
@@ -5963,6 +5839,955 @@
                 <w:szCs w:val="20"/>
               </w:rPr>
               <w:t xml:space="preserve">서기  _______________  (인)</w:t>
+            </w:r>
+          </w:p>
+        </w:tc>
+      </w:tr>
+    </w:tbl>
+    <w:p/>
+    <w:p>
+      <w:r>
+        <w:rPr>
+          <w:rFonts w:ascii="맑은 고딕" w:hAnsi="맑은 고딕" w:eastAsia="맑은 고딕" w:cs="맑은 고딕"/>
+          <w:b/>
+          <w:color w:val="1A3A5C"/>
+          <w:sz w:val="24"/>
+        </w:rPr>
+        <w:t xml:space="preserve">■ 개정 이력  </w:t>
+      </w:r>
+      <w:r>
+        <w:rPr>
+          <w:rFonts w:ascii="맑은 고딕" w:hAnsi="맑은 고딕" w:eastAsia="맑은 고딕" w:cs="맑은 고딕"/>
+          <w:color w:val="9A8E84"/>
+          <w:sz w:val="20"/>
+        </w:rPr>
+        <w:t>Revision History</w:t>
+      </w:r>
+    </w:p>
+    <w:p>
+      <w:r>
+        <w:rPr>
+          <w:rFonts w:ascii="맑은 고딕" w:hAnsi="맑은 고딕" w:eastAsia="맑은 고딕" w:cs="맑은 고딕"/>
+          <w:color w:val="9A8E84"/>
+          <w:sz w:val="17"/>
+        </w:rPr>
+        <w:t>※ 본 규정은 제직회(당회) 의결로 제정·개정하며, 개정 시 아래 표에 기록합니다.</w:t>
+      </w:r>
+    </w:p>
+    <w:tbl>
+      <w:tblPr>
+        <w:tblW w:type="auto" w:w="0"/>
+        <w:jc w:val="center"/>
+        <w:tblLayout w:type="fixed"/>
+        <w:tblLook w:firstColumn="1" w:firstRow="1" w:lastColumn="0" w:lastRow="0" w:noHBand="0" w:noVBand="1" w:val="04A0"/>
+      </w:tblPr>
+      <w:tblGrid>
+        <w:gridCol w:w="1814"/>
+        <w:gridCol w:w="1814"/>
+        <w:gridCol w:w="1814"/>
+        <w:gridCol w:w="1814"/>
+        <w:gridCol w:w="1814"/>
+      </w:tblGrid>
+      <w:tr>
+        <w:tc>
+          <w:tcPr>
+            <w:tcW w:type="dxa" w:w="1100"/>
+            <w:tcBorders>
+              <w:top w:val="single" w:sz="4" w:space="0" w:color="B0C8E0"/>
+              <w:left w:val="single" w:sz="4" w:space="0" w:color="B0C8E0"/>
+              <w:bottom w:val="single" w:sz="4" w:space="0" w:color="B0C8E0"/>
+              <w:right w:val="single" w:sz="4" w:space="0" w:color="B0C8E0"/>
+            </w:tcBorders>
+            <w:shd w:val="clear" w:color="auto" w:fill="F2F2F2"/>
+          </w:tcPr>
+          <w:p>
+            <w:pPr>
+              <w:jc w:val="center"/>
+            </w:pPr>
+            <w:r/>
+            <w:r>
+              <w:rPr>
+                <w:rFonts w:ascii="맑은 고딕" w:hAnsi="맑은 고딕" w:eastAsia="맑은 고딕" w:cs="맑은 고딕"/>
+                <w:b/>
+                <w:color w:val="2C2114"/>
+                <w:sz w:val="18"/>
+              </w:rPr>
+              <w:t>차수</w:t>
+            </w:r>
+          </w:p>
+        </w:tc>
+        <w:tc>
+          <w:tcPr>
+            <w:tcW w:type="dxa" w:w="1700"/>
+            <w:tcBorders>
+              <w:top w:val="single" w:sz="4" w:space="0" w:color="B0C8E0"/>
+              <w:left w:val="single" w:sz="4" w:space="0" w:color="B0C8E0"/>
+              <w:bottom w:val="single" w:sz="4" w:space="0" w:color="B0C8E0"/>
+              <w:right w:val="single" w:sz="4" w:space="0" w:color="B0C8E0"/>
+            </w:tcBorders>
+            <w:shd w:val="clear" w:color="auto" w:fill="F2F2F2"/>
+          </w:tcPr>
+          <w:p>
+            <w:pPr>
+              <w:jc w:val="center"/>
+            </w:pPr>
+            <w:r/>
+            <w:r>
+              <w:rPr>
+                <w:rFonts w:ascii="맑은 고딕" w:hAnsi="맑은 고딕" w:eastAsia="맑은 고딕" w:cs="맑은 고딕"/>
+                <w:b/>
+                <w:color w:val="2C2114"/>
+                <w:sz w:val="18"/>
+              </w:rPr>
+              <w:t>개정일자</w:t>
+            </w:r>
+          </w:p>
+        </w:tc>
+        <w:tc>
+          <w:tcPr>
+            <w:tcW w:type="dxa" w:w="4200"/>
+            <w:tcBorders>
+              <w:top w:val="single" w:sz="4" w:space="0" w:color="B0C8E0"/>
+              <w:left w:val="single" w:sz="4" w:space="0" w:color="B0C8E0"/>
+              <w:bottom w:val="single" w:sz="4" w:space="0" w:color="B0C8E0"/>
+              <w:right w:val="single" w:sz="4" w:space="0" w:color="B0C8E0"/>
+            </w:tcBorders>
+            <w:shd w:val="clear" w:color="auto" w:fill="F2F2F2"/>
+          </w:tcPr>
+          <w:p>
+            <w:pPr>
+              <w:jc w:val="center"/>
+            </w:pPr>
+            <w:r/>
+            <w:r>
+              <w:rPr>
+                <w:rFonts w:ascii="맑은 고딕" w:hAnsi="맑은 고딕" w:eastAsia="맑은 고딕" w:cs="맑은 고딕"/>
+                <w:b/>
+                <w:color w:val="2C2114"/>
+                <w:sz w:val="18"/>
+              </w:rPr>
+              <w:t>개정 내용</w:t>
+            </w:r>
+          </w:p>
+        </w:tc>
+        <w:tc>
+          <w:tcPr>
+            <w:tcW w:type="dxa" w:w="1700"/>
+            <w:tcBorders>
+              <w:top w:val="single" w:sz="4" w:space="0" w:color="B0C8E0"/>
+              <w:left w:val="single" w:sz="4" w:space="0" w:color="B0C8E0"/>
+              <w:bottom w:val="single" w:sz="4" w:space="0" w:color="B0C8E0"/>
+              <w:right w:val="single" w:sz="4" w:space="0" w:color="B0C8E0"/>
+            </w:tcBorders>
+            <w:shd w:val="clear" w:color="auto" w:fill="F2F2F2"/>
+          </w:tcPr>
+          <w:p>
+            <w:pPr>
+              <w:jc w:val="center"/>
+            </w:pPr>
+            <w:r/>
+            <w:r>
+              <w:rPr>
+                <w:rFonts w:ascii="맑은 고딕" w:hAnsi="맑은 고딕" w:eastAsia="맑은 고딕" w:cs="맑은 고딕"/>
+                <w:b/>
+                <w:color w:val="2C2114"/>
+                <w:sz w:val="18"/>
+              </w:rPr>
+              <w:t>개정자</w:t>
+            </w:r>
+          </w:p>
+        </w:tc>
+        <w:tc>
+          <w:tcPr>
+            <w:tcW w:type="dxa" w:w="1700"/>
+            <w:tcBorders>
+              <w:top w:val="single" w:sz="4" w:space="0" w:color="B0C8E0"/>
+              <w:left w:val="single" w:sz="4" w:space="0" w:color="B0C8E0"/>
+              <w:bottom w:val="single" w:sz="4" w:space="0" w:color="B0C8E0"/>
+              <w:right w:val="single" w:sz="4" w:space="0" w:color="B0C8E0"/>
+            </w:tcBorders>
+            <w:shd w:val="clear" w:color="auto" w:fill="F2F2F2"/>
+          </w:tcPr>
+          <w:p>
+            <w:pPr>
+              <w:jc w:val="center"/>
+            </w:pPr>
+            <w:r/>
+            <w:r>
+              <w:rPr>
+                <w:rFonts w:ascii="맑은 고딕" w:hAnsi="맑은 고딕" w:eastAsia="맑은 고딕" w:cs="맑은 고딕"/>
+                <w:b/>
+                <w:color w:val="2C2114"/>
+                <w:sz w:val="18"/>
+              </w:rPr>
+              <w:t>승인자</w:t>
+            </w:r>
+          </w:p>
+        </w:tc>
+      </w:tr>
+      <w:tr>
+        <w:tc>
+          <w:tcPr>
+            <w:tcW w:type="dxa" w:w="1100"/>
+            <w:tcBorders>
+              <w:top w:val="single" w:sz="4" w:space="0" w:color="B0C8E0"/>
+              <w:left w:val="single" w:sz="4" w:space="0" w:color="B0C8E0"/>
+              <w:bottom w:val="single" w:sz="4" w:space="0" w:color="B0C8E0"/>
+              <w:right w:val="single" w:sz="4" w:space="0" w:color="B0C8E0"/>
+            </w:tcBorders>
+          </w:tcPr>
+          <w:p>
+            <w:pPr>
+              <w:jc w:val="center"/>
+            </w:pPr>
+            <w:r/>
+            <w:r>
+              <w:rPr>
+                <w:rFonts w:ascii="맑은 고딕" w:hAnsi="맑은 고딕" w:eastAsia="맑은 고딕" w:cs="맑은 고딕"/>
+                <w:b w:val="0"/>
+                <w:color w:val="2C2114"/>
+                <w:sz w:val="18"/>
+              </w:rPr>
+              <w:t>제정</w:t>
+            </w:r>
+          </w:p>
+        </w:tc>
+        <w:tc>
+          <w:tcPr>
+            <w:tcW w:type="dxa" w:w="1700"/>
+            <w:tcBorders>
+              <w:top w:val="single" w:sz="4" w:space="0" w:color="B0C8E0"/>
+              <w:left w:val="single" w:sz="4" w:space="0" w:color="B0C8E0"/>
+              <w:bottom w:val="single" w:sz="4" w:space="0" w:color="B0C8E0"/>
+              <w:right w:val="single" w:sz="4" w:space="0" w:color="B0C8E0"/>
+            </w:tcBorders>
+          </w:tcPr>
+          <w:p>
+            <w:pPr>
+              <w:jc w:val="center"/>
+            </w:pPr>
+            <w:r/>
+            <w:r>
+              <w:rPr>
+                <w:rFonts w:ascii="맑은 고딕" w:hAnsi="맑은 고딕" w:eastAsia="맑은 고딕" w:cs="맑은 고딕"/>
+                <w:b w:val="0"/>
+                <w:color w:val="2C2114"/>
+                <w:sz w:val="18"/>
+              </w:rPr>
+              <w:t>20      .      .</w:t>
+            </w:r>
+          </w:p>
+        </w:tc>
+        <w:tc>
+          <w:tcPr>
+            <w:tcW w:type="dxa" w:w="4200"/>
+            <w:tcBorders>
+              <w:top w:val="single" w:sz="4" w:space="0" w:color="B0C8E0"/>
+              <w:left w:val="single" w:sz="4" w:space="0" w:color="B0C8E0"/>
+              <w:bottom w:val="single" w:sz="4" w:space="0" w:color="B0C8E0"/>
+              <w:right w:val="single" w:sz="4" w:space="0" w:color="B0C8E0"/>
+            </w:tcBorders>
+          </w:tcPr>
+          <w:p>
+            <w:pPr>
+              <w:jc w:val="left"/>
+            </w:pPr>
+            <w:r/>
+            <w:r>
+              <w:rPr>
+                <w:rFonts w:ascii="맑은 고딕" w:hAnsi="맑은 고딕" w:eastAsia="맑은 고딕" w:cs="맑은 고딕"/>
+                <w:b w:val="0"/>
+                <w:color w:val="2C2114"/>
+                <w:sz w:val="18"/>
+              </w:rPr>
+              <w:t>최초 제정</w:t>
+            </w:r>
+          </w:p>
+        </w:tc>
+        <w:tc>
+          <w:tcPr>
+            <w:tcW w:type="dxa" w:w="1700"/>
+            <w:tcBorders>
+              <w:top w:val="single" w:sz="4" w:space="0" w:color="B0C8E0"/>
+              <w:left w:val="single" w:sz="4" w:space="0" w:color="B0C8E0"/>
+              <w:bottom w:val="single" w:sz="4" w:space="0" w:color="B0C8E0"/>
+              <w:right w:val="single" w:sz="4" w:space="0" w:color="B0C8E0"/>
+            </w:tcBorders>
+          </w:tcPr>
+          <w:p>
+            <w:pPr>
+              <w:jc w:val="center"/>
+            </w:pPr>
+            <w:r/>
+            <w:r>
+              <w:rPr>
+                <w:rFonts w:ascii="맑은 고딕" w:hAnsi="맑은 고딕" w:eastAsia="맑은 고딕" w:cs="맑은 고딕"/>
+                <w:b w:val="0"/>
+                <w:color w:val="2C2114"/>
+                <w:sz w:val="18"/>
+              </w:rPr>
+              <w:t>—</w:t>
+            </w:r>
+          </w:p>
+        </w:tc>
+        <w:tc>
+          <w:tcPr>
+            <w:tcW w:type="dxa" w:w="1700"/>
+            <w:tcBorders>
+              <w:top w:val="single" w:sz="4" w:space="0" w:color="B0C8E0"/>
+              <w:left w:val="single" w:sz="4" w:space="0" w:color="B0C8E0"/>
+              <w:bottom w:val="single" w:sz="4" w:space="0" w:color="B0C8E0"/>
+              <w:right w:val="single" w:sz="4" w:space="0" w:color="B0C8E0"/>
+            </w:tcBorders>
+          </w:tcPr>
+          <w:p>
+            <w:pPr>
+              <w:jc w:val="center"/>
+            </w:pPr>
+            <w:r/>
+            <w:r>
+              <w:rPr>
+                <w:rFonts w:ascii="맑은 고딕" w:hAnsi="맑은 고딕" w:eastAsia="맑은 고딕" w:cs="맑은 고딕"/>
+                <w:b w:val="0"/>
+                <w:color w:val="2C2114"/>
+                <w:sz w:val="18"/>
+              </w:rPr>
+              <w:t>제직회 의결</w:t>
+            </w:r>
+          </w:p>
+        </w:tc>
+      </w:tr>
+      <w:tr>
+        <w:tc>
+          <w:tcPr>
+            <w:tcW w:type="dxa" w:w="1100"/>
+            <w:tcBorders>
+              <w:top w:val="single" w:sz="4" w:space="0" w:color="B0C8E0"/>
+              <w:left w:val="single" w:sz="4" w:space="0" w:color="B0C8E0"/>
+              <w:bottom w:val="single" w:sz="4" w:space="0" w:color="B0C8E0"/>
+              <w:right w:val="single" w:sz="4" w:space="0" w:color="B0C8E0"/>
+            </w:tcBorders>
+          </w:tcPr>
+          <w:p>
+            <w:pPr>
+              <w:jc w:val="center"/>
+            </w:pPr>
+            <w:r/>
+            <w:r>
+              <w:rPr>
+                <w:rFonts w:ascii="맑은 고딕" w:hAnsi="맑은 고딕" w:eastAsia="맑은 고딕" w:cs="맑은 고딕"/>
+                <w:b w:val="0"/>
+                <w:color w:val="2C2114"/>
+                <w:sz w:val="18"/>
+              </w:rPr>
+            </w:r>
+          </w:p>
+        </w:tc>
+        <w:tc>
+          <w:tcPr>
+            <w:tcW w:type="dxa" w:w="1700"/>
+            <w:tcBorders>
+              <w:top w:val="single" w:sz="4" w:space="0" w:color="B0C8E0"/>
+              <w:left w:val="single" w:sz="4" w:space="0" w:color="B0C8E0"/>
+              <w:bottom w:val="single" w:sz="4" w:space="0" w:color="B0C8E0"/>
+              <w:right w:val="single" w:sz="4" w:space="0" w:color="B0C8E0"/>
+            </w:tcBorders>
+          </w:tcPr>
+          <w:p>
+            <w:pPr>
+              <w:jc w:val="center"/>
+            </w:pPr>
+            <w:r/>
+            <w:r>
+              <w:rPr>
+                <w:rFonts w:ascii="맑은 고딕" w:hAnsi="맑은 고딕" w:eastAsia="맑은 고딕" w:cs="맑은 고딕"/>
+                <w:b w:val="0"/>
+                <w:color w:val="2C2114"/>
+                <w:sz w:val="18"/>
+              </w:rPr>
+            </w:r>
+          </w:p>
+        </w:tc>
+        <w:tc>
+          <w:tcPr>
+            <w:tcW w:type="dxa" w:w="4200"/>
+            <w:tcBorders>
+              <w:top w:val="single" w:sz="4" w:space="0" w:color="B0C8E0"/>
+              <w:left w:val="single" w:sz="4" w:space="0" w:color="B0C8E0"/>
+              <w:bottom w:val="single" w:sz="4" w:space="0" w:color="B0C8E0"/>
+              <w:right w:val="single" w:sz="4" w:space="0" w:color="B0C8E0"/>
+            </w:tcBorders>
+          </w:tcPr>
+          <w:p>
+            <w:pPr>
+              <w:jc w:val="center"/>
+            </w:pPr>
+            <w:r/>
+            <w:r>
+              <w:rPr>
+                <w:rFonts w:ascii="맑은 고딕" w:hAnsi="맑은 고딕" w:eastAsia="맑은 고딕" w:cs="맑은 고딕"/>
+                <w:b w:val="0"/>
+                <w:color w:val="2C2114"/>
+                <w:sz w:val="18"/>
+              </w:rPr>
+            </w:r>
+          </w:p>
+        </w:tc>
+        <w:tc>
+          <w:tcPr>
+            <w:tcW w:type="dxa" w:w="1700"/>
+            <w:tcBorders>
+              <w:top w:val="single" w:sz="4" w:space="0" w:color="B0C8E0"/>
+              <w:left w:val="single" w:sz="4" w:space="0" w:color="B0C8E0"/>
+              <w:bottom w:val="single" w:sz="4" w:space="0" w:color="B0C8E0"/>
+              <w:right w:val="single" w:sz="4" w:space="0" w:color="B0C8E0"/>
+            </w:tcBorders>
+          </w:tcPr>
+          <w:p>
+            <w:pPr>
+              <w:jc w:val="center"/>
+            </w:pPr>
+            <w:r/>
+            <w:r>
+              <w:rPr>
+                <w:rFonts w:ascii="맑은 고딕" w:hAnsi="맑은 고딕" w:eastAsia="맑은 고딕" w:cs="맑은 고딕"/>
+                <w:b w:val="0"/>
+                <w:color w:val="2C2114"/>
+                <w:sz w:val="18"/>
+              </w:rPr>
+            </w:r>
+          </w:p>
+        </w:tc>
+        <w:tc>
+          <w:tcPr>
+            <w:tcW w:type="dxa" w:w="1700"/>
+            <w:tcBorders>
+              <w:top w:val="single" w:sz="4" w:space="0" w:color="B0C8E0"/>
+              <w:left w:val="single" w:sz="4" w:space="0" w:color="B0C8E0"/>
+              <w:bottom w:val="single" w:sz="4" w:space="0" w:color="B0C8E0"/>
+              <w:right w:val="single" w:sz="4" w:space="0" w:color="B0C8E0"/>
+            </w:tcBorders>
+          </w:tcPr>
+          <w:p>
+            <w:pPr>
+              <w:jc w:val="center"/>
+            </w:pPr>
+            <w:r/>
+            <w:r>
+              <w:rPr>
+                <w:rFonts w:ascii="맑은 고딕" w:hAnsi="맑은 고딕" w:eastAsia="맑은 고딕" w:cs="맑은 고딕"/>
+                <w:b w:val="0"/>
+                <w:color w:val="2C2114"/>
+                <w:sz w:val="18"/>
+              </w:rPr>
+            </w:r>
+          </w:p>
+        </w:tc>
+      </w:tr>
+      <w:tr>
+        <w:tc>
+          <w:tcPr>
+            <w:tcW w:type="dxa" w:w="1100"/>
+            <w:tcBorders>
+              <w:top w:val="single" w:sz="4" w:space="0" w:color="B0C8E0"/>
+              <w:left w:val="single" w:sz="4" w:space="0" w:color="B0C8E0"/>
+              <w:bottom w:val="single" w:sz="4" w:space="0" w:color="B0C8E0"/>
+              <w:right w:val="single" w:sz="4" w:space="0" w:color="B0C8E0"/>
+            </w:tcBorders>
+          </w:tcPr>
+          <w:p>
+            <w:pPr>
+              <w:jc w:val="center"/>
+            </w:pPr>
+            <w:r/>
+            <w:r>
+              <w:rPr>
+                <w:rFonts w:ascii="맑은 고딕" w:hAnsi="맑은 고딕" w:eastAsia="맑은 고딕" w:cs="맑은 고딕"/>
+                <w:b w:val="0"/>
+                <w:color w:val="2C2114"/>
+                <w:sz w:val="18"/>
+              </w:rPr>
+            </w:r>
+          </w:p>
+        </w:tc>
+        <w:tc>
+          <w:tcPr>
+            <w:tcW w:type="dxa" w:w="1700"/>
+            <w:tcBorders>
+              <w:top w:val="single" w:sz="4" w:space="0" w:color="B0C8E0"/>
+              <w:left w:val="single" w:sz="4" w:space="0" w:color="B0C8E0"/>
+              <w:bottom w:val="single" w:sz="4" w:space="0" w:color="B0C8E0"/>
+              <w:right w:val="single" w:sz="4" w:space="0" w:color="B0C8E0"/>
+            </w:tcBorders>
+          </w:tcPr>
+          <w:p>
+            <w:pPr>
+              <w:jc w:val="center"/>
+            </w:pPr>
+            <w:r/>
+            <w:r>
+              <w:rPr>
+                <w:rFonts w:ascii="맑은 고딕" w:hAnsi="맑은 고딕" w:eastAsia="맑은 고딕" w:cs="맑은 고딕"/>
+                <w:b w:val="0"/>
+                <w:color w:val="2C2114"/>
+                <w:sz w:val="18"/>
+              </w:rPr>
+            </w:r>
+          </w:p>
+        </w:tc>
+        <w:tc>
+          <w:tcPr>
+            <w:tcW w:type="dxa" w:w="4200"/>
+            <w:tcBorders>
+              <w:top w:val="single" w:sz="4" w:space="0" w:color="B0C8E0"/>
+              <w:left w:val="single" w:sz="4" w:space="0" w:color="B0C8E0"/>
+              <w:bottom w:val="single" w:sz="4" w:space="0" w:color="B0C8E0"/>
+              <w:right w:val="single" w:sz="4" w:space="0" w:color="B0C8E0"/>
+            </w:tcBorders>
+          </w:tcPr>
+          <w:p>
+            <w:pPr>
+              <w:jc w:val="center"/>
+            </w:pPr>
+            <w:r/>
+            <w:r>
+              <w:rPr>
+                <w:rFonts w:ascii="맑은 고딕" w:hAnsi="맑은 고딕" w:eastAsia="맑은 고딕" w:cs="맑은 고딕"/>
+                <w:b w:val="0"/>
+                <w:color w:val="2C2114"/>
+                <w:sz w:val="18"/>
+              </w:rPr>
+            </w:r>
+          </w:p>
+        </w:tc>
+        <w:tc>
+          <w:tcPr>
+            <w:tcW w:type="dxa" w:w="1700"/>
+            <w:tcBorders>
+              <w:top w:val="single" w:sz="4" w:space="0" w:color="B0C8E0"/>
+              <w:left w:val="single" w:sz="4" w:space="0" w:color="B0C8E0"/>
+              <w:bottom w:val="single" w:sz="4" w:space="0" w:color="B0C8E0"/>
+              <w:right w:val="single" w:sz="4" w:space="0" w:color="B0C8E0"/>
+            </w:tcBorders>
+          </w:tcPr>
+          <w:p>
+            <w:pPr>
+              <w:jc w:val="center"/>
+            </w:pPr>
+            <w:r/>
+            <w:r>
+              <w:rPr>
+                <w:rFonts w:ascii="맑은 고딕" w:hAnsi="맑은 고딕" w:eastAsia="맑은 고딕" w:cs="맑은 고딕"/>
+                <w:b w:val="0"/>
+                <w:color w:val="2C2114"/>
+                <w:sz w:val="18"/>
+              </w:rPr>
+            </w:r>
+          </w:p>
+        </w:tc>
+        <w:tc>
+          <w:tcPr>
+            <w:tcW w:type="dxa" w:w="1700"/>
+            <w:tcBorders>
+              <w:top w:val="single" w:sz="4" w:space="0" w:color="B0C8E0"/>
+              <w:left w:val="single" w:sz="4" w:space="0" w:color="B0C8E0"/>
+              <w:bottom w:val="single" w:sz="4" w:space="0" w:color="B0C8E0"/>
+              <w:right w:val="single" w:sz="4" w:space="0" w:color="B0C8E0"/>
+            </w:tcBorders>
+          </w:tcPr>
+          <w:p>
+            <w:pPr>
+              <w:jc w:val="center"/>
+            </w:pPr>
+            <w:r/>
+            <w:r>
+              <w:rPr>
+                <w:rFonts w:ascii="맑은 고딕" w:hAnsi="맑은 고딕" w:eastAsia="맑은 고딕" w:cs="맑은 고딕"/>
+                <w:b w:val="0"/>
+                <w:color w:val="2C2114"/>
+                <w:sz w:val="18"/>
+              </w:rPr>
+            </w:r>
+          </w:p>
+        </w:tc>
+      </w:tr>
+      <w:tr>
+        <w:tc>
+          <w:tcPr>
+            <w:tcW w:type="dxa" w:w="1100"/>
+            <w:tcBorders>
+              <w:top w:val="single" w:sz="4" w:space="0" w:color="B0C8E0"/>
+              <w:left w:val="single" w:sz="4" w:space="0" w:color="B0C8E0"/>
+              <w:bottom w:val="single" w:sz="4" w:space="0" w:color="B0C8E0"/>
+              <w:right w:val="single" w:sz="4" w:space="0" w:color="B0C8E0"/>
+            </w:tcBorders>
+          </w:tcPr>
+          <w:p>
+            <w:pPr>
+              <w:jc w:val="center"/>
+            </w:pPr>
+            <w:r/>
+            <w:r>
+              <w:rPr>
+                <w:rFonts w:ascii="맑은 고딕" w:hAnsi="맑은 고딕" w:eastAsia="맑은 고딕" w:cs="맑은 고딕"/>
+                <w:b w:val="0"/>
+                <w:color w:val="2C2114"/>
+                <w:sz w:val="18"/>
+              </w:rPr>
+            </w:r>
+          </w:p>
+        </w:tc>
+        <w:tc>
+          <w:tcPr>
+            <w:tcW w:type="dxa" w:w="1700"/>
+            <w:tcBorders>
+              <w:top w:val="single" w:sz="4" w:space="0" w:color="B0C8E0"/>
+              <w:left w:val="single" w:sz="4" w:space="0" w:color="B0C8E0"/>
+              <w:bottom w:val="single" w:sz="4" w:space="0" w:color="B0C8E0"/>
+              <w:right w:val="single" w:sz="4" w:space="0" w:color="B0C8E0"/>
+            </w:tcBorders>
+          </w:tcPr>
+          <w:p>
+            <w:pPr>
+              <w:jc w:val="center"/>
+            </w:pPr>
+            <w:r/>
+            <w:r>
+              <w:rPr>
+                <w:rFonts w:ascii="맑은 고딕" w:hAnsi="맑은 고딕" w:eastAsia="맑은 고딕" w:cs="맑은 고딕"/>
+                <w:b w:val="0"/>
+                <w:color w:val="2C2114"/>
+                <w:sz w:val="18"/>
+              </w:rPr>
+            </w:r>
+          </w:p>
+        </w:tc>
+        <w:tc>
+          <w:tcPr>
+            <w:tcW w:type="dxa" w:w="4200"/>
+            <w:tcBorders>
+              <w:top w:val="single" w:sz="4" w:space="0" w:color="B0C8E0"/>
+              <w:left w:val="single" w:sz="4" w:space="0" w:color="B0C8E0"/>
+              <w:bottom w:val="single" w:sz="4" w:space="0" w:color="B0C8E0"/>
+              <w:right w:val="single" w:sz="4" w:space="0" w:color="B0C8E0"/>
+            </w:tcBorders>
+          </w:tcPr>
+          <w:p>
+            <w:pPr>
+              <w:jc w:val="center"/>
+            </w:pPr>
+            <w:r/>
+            <w:r>
+              <w:rPr>
+                <w:rFonts w:ascii="맑은 고딕" w:hAnsi="맑은 고딕" w:eastAsia="맑은 고딕" w:cs="맑은 고딕"/>
+                <w:b w:val="0"/>
+                <w:color w:val="2C2114"/>
+                <w:sz w:val="18"/>
+              </w:rPr>
+            </w:r>
+          </w:p>
+        </w:tc>
+        <w:tc>
+          <w:tcPr>
+            <w:tcW w:type="dxa" w:w="1700"/>
+            <w:tcBorders>
+              <w:top w:val="single" w:sz="4" w:space="0" w:color="B0C8E0"/>
+              <w:left w:val="single" w:sz="4" w:space="0" w:color="B0C8E0"/>
+              <w:bottom w:val="single" w:sz="4" w:space="0" w:color="B0C8E0"/>
+              <w:right w:val="single" w:sz="4" w:space="0" w:color="B0C8E0"/>
+            </w:tcBorders>
+          </w:tcPr>
+          <w:p>
+            <w:pPr>
+              <w:jc w:val="center"/>
+            </w:pPr>
+            <w:r/>
+            <w:r>
+              <w:rPr>
+                <w:rFonts w:ascii="맑은 고딕" w:hAnsi="맑은 고딕" w:eastAsia="맑은 고딕" w:cs="맑은 고딕"/>
+                <w:b w:val="0"/>
+                <w:color w:val="2C2114"/>
+                <w:sz w:val="18"/>
+              </w:rPr>
+            </w:r>
+          </w:p>
+        </w:tc>
+        <w:tc>
+          <w:tcPr>
+            <w:tcW w:type="dxa" w:w="1700"/>
+            <w:tcBorders>
+              <w:top w:val="single" w:sz="4" w:space="0" w:color="B0C8E0"/>
+              <w:left w:val="single" w:sz="4" w:space="0" w:color="B0C8E0"/>
+              <w:bottom w:val="single" w:sz="4" w:space="0" w:color="B0C8E0"/>
+              <w:right w:val="single" w:sz="4" w:space="0" w:color="B0C8E0"/>
+            </w:tcBorders>
+          </w:tcPr>
+          <w:p>
+            <w:pPr>
+              <w:jc w:val="center"/>
+            </w:pPr>
+            <w:r/>
+            <w:r>
+              <w:rPr>
+                <w:rFonts w:ascii="맑은 고딕" w:hAnsi="맑은 고딕" w:eastAsia="맑은 고딕" w:cs="맑은 고딕"/>
+                <w:b w:val="0"/>
+                <w:color w:val="2C2114"/>
+                <w:sz w:val="18"/>
+              </w:rPr>
+            </w:r>
+          </w:p>
+        </w:tc>
+      </w:tr>
+      <w:tr>
+        <w:tc>
+          <w:tcPr>
+            <w:tcW w:type="dxa" w:w="1100"/>
+            <w:tcBorders>
+              <w:top w:val="single" w:sz="4" w:space="0" w:color="B0C8E0"/>
+              <w:left w:val="single" w:sz="4" w:space="0" w:color="B0C8E0"/>
+              <w:bottom w:val="single" w:sz="4" w:space="0" w:color="B0C8E0"/>
+              <w:right w:val="single" w:sz="4" w:space="0" w:color="B0C8E0"/>
+            </w:tcBorders>
+          </w:tcPr>
+          <w:p>
+            <w:pPr>
+              <w:jc w:val="center"/>
+            </w:pPr>
+            <w:r/>
+            <w:r>
+              <w:rPr>
+                <w:rFonts w:ascii="맑은 고딕" w:hAnsi="맑은 고딕" w:eastAsia="맑은 고딕" w:cs="맑은 고딕"/>
+                <w:b w:val="0"/>
+                <w:color w:val="2C2114"/>
+                <w:sz w:val="18"/>
+              </w:rPr>
+            </w:r>
+          </w:p>
+        </w:tc>
+        <w:tc>
+          <w:tcPr>
+            <w:tcW w:type="dxa" w:w="1700"/>
+            <w:tcBorders>
+              <w:top w:val="single" w:sz="4" w:space="0" w:color="B0C8E0"/>
+              <w:left w:val="single" w:sz="4" w:space="0" w:color="B0C8E0"/>
+              <w:bottom w:val="single" w:sz="4" w:space="0" w:color="B0C8E0"/>
+              <w:right w:val="single" w:sz="4" w:space="0" w:color="B0C8E0"/>
+            </w:tcBorders>
+          </w:tcPr>
+          <w:p>
+            <w:pPr>
+              <w:jc w:val="center"/>
+            </w:pPr>
+            <w:r/>
+            <w:r>
+              <w:rPr>
+                <w:rFonts w:ascii="맑은 고딕" w:hAnsi="맑은 고딕" w:eastAsia="맑은 고딕" w:cs="맑은 고딕"/>
+                <w:b w:val="0"/>
+                <w:color w:val="2C2114"/>
+                <w:sz w:val="18"/>
+              </w:rPr>
+            </w:r>
+          </w:p>
+        </w:tc>
+        <w:tc>
+          <w:tcPr>
+            <w:tcW w:type="dxa" w:w="4200"/>
+            <w:tcBorders>
+              <w:top w:val="single" w:sz="4" w:space="0" w:color="B0C8E0"/>
+              <w:left w:val="single" w:sz="4" w:space="0" w:color="B0C8E0"/>
+              <w:bottom w:val="single" w:sz="4" w:space="0" w:color="B0C8E0"/>
+              <w:right w:val="single" w:sz="4" w:space="0" w:color="B0C8E0"/>
+            </w:tcBorders>
+          </w:tcPr>
+          <w:p>
+            <w:pPr>
+              <w:jc w:val="center"/>
+            </w:pPr>
+            <w:r/>
+            <w:r>
+              <w:rPr>
+                <w:rFonts w:ascii="맑은 고딕" w:hAnsi="맑은 고딕" w:eastAsia="맑은 고딕" w:cs="맑은 고딕"/>
+                <w:b w:val="0"/>
+                <w:color w:val="2C2114"/>
+                <w:sz w:val="18"/>
+              </w:rPr>
+            </w:r>
+          </w:p>
+        </w:tc>
+        <w:tc>
+          <w:tcPr>
+            <w:tcW w:type="dxa" w:w="1700"/>
+            <w:tcBorders>
+              <w:top w:val="single" w:sz="4" w:space="0" w:color="B0C8E0"/>
+              <w:left w:val="single" w:sz="4" w:space="0" w:color="B0C8E0"/>
+              <w:bottom w:val="single" w:sz="4" w:space="0" w:color="B0C8E0"/>
+              <w:right w:val="single" w:sz="4" w:space="0" w:color="B0C8E0"/>
+            </w:tcBorders>
+          </w:tcPr>
+          <w:p>
+            <w:pPr>
+              <w:jc w:val="center"/>
+            </w:pPr>
+            <w:r/>
+            <w:r>
+              <w:rPr>
+                <w:rFonts w:ascii="맑은 고딕" w:hAnsi="맑은 고딕" w:eastAsia="맑은 고딕" w:cs="맑은 고딕"/>
+                <w:b w:val="0"/>
+                <w:color w:val="2C2114"/>
+                <w:sz w:val="18"/>
+              </w:rPr>
+            </w:r>
+          </w:p>
+        </w:tc>
+        <w:tc>
+          <w:tcPr>
+            <w:tcW w:type="dxa" w:w="1700"/>
+            <w:tcBorders>
+              <w:top w:val="single" w:sz="4" w:space="0" w:color="B0C8E0"/>
+              <w:left w:val="single" w:sz="4" w:space="0" w:color="B0C8E0"/>
+              <w:bottom w:val="single" w:sz="4" w:space="0" w:color="B0C8E0"/>
+              <w:right w:val="single" w:sz="4" w:space="0" w:color="B0C8E0"/>
+            </w:tcBorders>
+          </w:tcPr>
+          <w:p>
+            <w:pPr>
+              <w:jc w:val="center"/>
+            </w:pPr>
+            <w:r/>
+            <w:r>
+              <w:rPr>
+                <w:rFonts w:ascii="맑은 고딕" w:hAnsi="맑은 고딕" w:eastAsia="맑은 고딕" w:cs="맑은 고딕"/>
+                <w:b w:val="0"/>
+                <w:color w:val="2C2114"/>
+                <w:sz w:val="18"/>
+              </w:rPr>
+            </w:r>
+          </w:p>
+        </w:tc>
+      </w:tr>
+      <w:tr>
+        <w:tc>
+          <w:tcPr>
+            <w:tcW w:type="dxa" w:w="1100"/>
+            <w:tcBorders>
+              <w:top w:val="single" w:sz="4" w:space="0" w:color="B0C8E0"/>
+              <w:left w:val="single" w:sz="4" w:space="0" w:color="B0C8E0"/>
+              <w:bottom w:val="single" w:sz="4" w:space="0" w:color="B0C8E0"/>
+              <w:right w:val="single" w:sz="4" w:space="0" w:color="B0C8E0"/>
+            </w:tcBorders>
+          </w:tcPr>
+          <w:p>
+            <w:pPr>
+              <w:jc w:val="center"/>
+            </w:pPr>
+            <w:r/>
+            <w:r>
+              <w:rPr>
+                <w:rFonts w:ascii="맑은 고딕" w:hAnsi="맑은 고딕" w:eastAsia="맑은 고딕" w:cs="맑은 고딕"/>
+                <w:b w:val="0"/>
+                <w:color w:val="2C2114"/>
+                <w:sz w:val="18"/>
+              </w:rPr>
+            </w:r>
+          </w:p>
+        </w:tc>
+        <w:tc>
+          <w:tcPr>
+            <w:tcW w:type="dxa" w:w="1700"/>
+            <w:tcBorders>
+              <w:top w:val="single" w:sz="4" w:space="0" w:color="B0C8E0"/>
+              <w:left w:val="single" w:sz="4" w:space="0" w:color="B0C8E0"/>
+              <w:bottom w:val="single" w:sz="4" w:space="0" w:color="B0C8E0"/>
+              <w:right w:val="single" w:sz="4" w:space="0" w:color="B0C8E0"/>
+            </w:tcBorders>
+          </w:tcPr>
+          <w:p>
+            <w:pPr>
+              <w:jc w:val="center"/>
+            </w:pPr>
+            <w:r/>
+            <w:r>
+              <w:rPr>
+                <w:rFonts w:ascii="맑은 고딕" w:hAnsi="맑은 고딕" w:eastAsia="맑은 고딕" w:cs="맑은 고딕"/>
+                <w:b w:val="0"/>
+                <w:color w:val="2C2114"/>
+                <w:sz w:val="18"/>
+              </w:rPr>
+            </w:r>
+          </w:p>
+        </w:tc>
+        <w:tc>
+          <w:tcPr>
+            <w:tcW w:type="dxa" w:w="4200"/>
+            <w:tcBorders>
+              <w:top w:val="single" w:sz="4" w:space="0" w:color="B0C8E0"/>
+              <w:left w:val="single" w:sz="4" w:space="0" w:color="B0C8E0"/>
+              <w:bottom w:val="single" w:sz="4" w:space="0" w:color="B0C8E0"/>
+              <w:right w:val="single" w:sz="4" w:space="0" w:color="B0C8E0"/>
+            </w:tcBorders>
+          </w:tcPr>
+          <w:p>
+            <w:pPr>
+              <w:jc w:val="center"/>
+            </w:pPr>
+            <w:r/>
+            <w:r>
+              <w:rPr>
+                <w:rFonts w:ascii="맑은 고딕" w:hAnsi="맑은 고딕" w:eastAsia="맑은 고딕" w:cs="맑은 고딕"/>
+                <w:b w:val="0"/>
+                <w:color w:val="2C2114"/>
+                <w:sz w:val="18"/>
+              </w:rPr>
+            </w:r>
+          </w:p>
+        </w:tc>
+        <w:tc>
+          <w:tcPr>
+            <w:tcW w:type="dxa" w:w="1700"/>
+            <w:tcBorders>
+              <w:top w:val="single" w:sz="4" w:space="0" w:color="B0C8E0"/>
+              <w:left w:val="single" w:sz="4" w:space="0" w:color="B0C8E0"/>
+              <w:bottom w:val="single" w:sz="4" w:space="0" w:color="B0C8E0"/>
+              <w:right w:val="single" w:sz="4" w:space="0" w:color="B0C8E0"/>
+            </w:tcBorders>
+          </w:tcPr>
+          <w:p>
+            <w:pPr>
+              <w:jc w:val="center"/>
+            </w:pPr>
+            <w:r/>
+            <w:r>
+              <w:rPr>
+                <w:rFonts w:ascii="맑은 고딕" w:hAnsi="맑은 고딕" w:eastAsia="맑은 고딕" w:cs="맑은 고딕"/>
+                <w:b w:val="0"/>
+                <w:color w:val="2C2114"/>
+                <w:sz w:val="18"/>
+              </w:rPr>
+            </w:r>
+          </w:p>
+        </w:tc>
+        <w:tc>
+          <w:tcPr>
+            <w:tcW w:type="dxa" w:w="1700"/>
+            <w:tcBorders>
+              <w:top w:val="single" w:sz="4" w:space="0" w:color="B0C8E0"/>
+              <w:left w:val="single" w:sz="4" w:space="0" w:color="B0C8E0"/>
+              <w:bottom w:val="single" w:sz="4" w:space="0" w:color="B0C8E0"/>
+              <w:right w:val="single" w:sz="4" w:space="0" w:color="B0C8E0"/>
+            </w:tcBorders>
+          </w:tcPr>
+          <w:p>
+            <w:pPr>
+              <w:jc w:val="center"/>
+            </w:pPr>
+            <w:r/>
+            <w:r>
+              <w:rPr>
+                <w:rFonts w:ascii="맑은 고딕" w:hAnsi="맑은 고딕" w:eastAsia="맑은 고딕" w:cs="맑은 고딕"/>
+                <w:b w:val="0"/>
+                <w:color w:val="2C2114"/>
+                <w:sz w:val="18"/>
+              </w:rPr>
             </w:r>
           </w:p>
         </w:tc>
@@ -6025,9 +6850,6 @@
 <w:ftr xmlns:wpc="http://schemas.microsoft.com/office/word/2010/wordprocessingCanvas" xmlns:mc="http://schemas.openxmlformats.org/markup-compatibility/2006" xmlns:o="urn:schemas-microsoft-com:office:office" xmlns:r="http://schemas.openxmlformats.org/officeDocument/2006/relationships" xmlns:m="http://schemas.openxmlformats.org/officeDocument/2006/math" xmlns:v="urn:schemas-microsoft-com:vml" xmlns:wp14="http://schemas.microsoft.com/office/word/2010/wordprocessingDrawing" xmlns:wp="http://schemas.openxmlformats.org/drawingml/2006/wordprocessingDrawing" xmlns:w10="urn:schemas-microsoft-com:office:word" xmlns:w="http://schemas.openxmlformats.org/wordprocessingml/2006/main" xmlns:w14="http://schemas.microsoft.com/office/word/2010/wordml" xmlns:w15="http://schemas.microsoft.com/office/word/2012/wordml" xmlns:wpg="http://schemas.microsoft.com/office/word/2010/wordprocessingGroup" xmlns:wpi="http://schemas.microsoft.com/office/word/2010/wordprocessingInk" xmlns:wne="http://schemas.microsoft.com/office/word/2006/wordml" xmlns:wps="http://schemas.microsoft.com/office/word/2010/wordprocessingShape">
   <w:p>
     <w:pPr>
-      <w:pBdr>
-        <w:top w:val="single" w:color="B0C8E0" w:sz="4"/>
-      </w:pBdr>
       <w:spacing w:after="0" w:before="80"/>
     </w:pPr>
     <w:r>
@@ -6084,9 +6906,6 @@
 <w:hdr xmlns:wpc="http://schemas.microsoft.com/office/word/2010/wordprocessingCanvas" xmlns:mc="http://schemas.openxmlformats.org/markup-compatibility/2006" xmlns:o="urn:schemas-microsoft-com:office:office" xmlns:r="http://schemas.openxmlformats.org/officeDocument/2006/relationships" xmlns:m="http://schemas.openxmlformats.org/officeDocument/2006/math" xmlns:v="urn:schemas-microsoft-com:vml" xmlns:wp14="http://schemas.microsoft.com/office/word/2010/wordprocessingDrawing" xmlns:wp="http://schemas.openxmlformats.org/drawingml/2006/wordprocessingDrawing" xmlns:w10="urn:schemas-microsoft-com:office:word" xmlns:w="http://schemas.openxmlformats.org/wordprocessingml/2006/main" xmlns:w14="http://schemas.microsoft.com/office/word/2010/wordml" xmlns:w15="http://schemas.microsoft.com/office/word/2012/wordml" xmlns:wpg="http://schemas.microsoft.com/office/word/2010/wordprocessingGroup" xmlns:wpi="http://schemas.microsoft.com/office/word/2010/wordprocessingInk" xmlns:wne="http://schemas.microsoft.com/office/word/2006/wordml" xmlns:wps="http://schemas.microsoft.com/office/word/2010/wordprocessingShape" xmlns:cx="http://schemas.microsoft.com/office/drawing/2014/chartex" xmlns:cx1="http://schemas.microsoft.com/office/drawing/2015/9/8/chartex" xmlns:cx2="http://schemas.microsoft.com/office/drawing/2015/10/21/chartex" xmlns:cx3="http://schemas.microsoft.com/office/drawing/2016/5/9/chartex" xmlns:cx4="http://schemas.microsoft.com/office/drawing/2016/5/10/chartex" xmlns:cx5="http://schemas.microsoft.com/office/drawing/2016/5/11/chartex" xmlns:cx6="http://schemas.microsoft.com/office/drawing/2016/5/12/chartex" xmlns:cx7="http://schemas.microsoft.com/office/drawing/2016/5/13/chartex" xmlns:cx8="http://schemas.microsoft.com/office/drawing/2016/5/14/chartex" xmlns:w16cid="http://schemas.microsoft.com/office/word/2016/wordml/cid" xmlns:w16se="http://schemas.microsoft.com/office/word/2015/wordml/symex">
   <w:p>
     <w:pPr>
-      <w:pBdr>
-        <w:bottom w:val="single" w:color="C8714A" w:sz="4"/>
-      </w:pBdr>
       <w:spacing w:after="80" w:before="0"/>
     </w:pPr>
     <w:r>

--- a/DB/공통규정/CPO-101_제직회운영규정_사랑과평안의교회.docx
+++ b/DB/공통규정/CPO-101_제직회운영규정_사랑과평안의교회.docx
@@ -2324,36 +2324,30 @@
         </w:rPr>
       </w:pPr>
       <w:r>
-        <w:t xml:space="preserve">1. </w:t>
+        <w:t>1. 정기 제직회 – 매주 수요일 진행되며, 교회의 현안 및 일정에 대해 논의하며 부서 단위 진행 및 추진하는 사역에 대한 정기 보고 및 일상 안건을 논의하고 처리한다.</w:t>
       </w:r>
       <w:r>
         <w:rPr>
           <w:rFonts w:hint="eastAsia"/>
         </w:rPr>
-        <w:t xml:space="preserve">정기 </w:t>
       </w:r>
       <w:proofErr w:type="spellStart"/>
       <w:r>
         <w:rPr>
           <w:rFonts w:hint="eastAsia"/>
         </w:rPr>
-        <w:t>제직회</w:t>
       </w:r>
       <w:proofErr w:type="spellEnd"/>
       <w:r>
         <w:rPr>
           <w:rFonts w:hint="eastAsia"/>
         </w:rPr>
-        <w:t xml:space="preserve"> </w:t>
-      </w:r>
-      <w:r>
-        <w:t>–</w:t>
-      </w:r>
+      </w:r>
+      <w:r/>
       <w:r>
         <w:rPr>
           <w:rFonts w:hint="eastAsia"/>
         </w:rPr>
-        <w:t xml:space="preserve"> 매주 수요일 진행 되며, 교회의 현안 및 일정에 대해 논의하며 부서 단위 진행 및 추진하는 사역에 대한 정기 보고 및 일상 안건을 논의하고 처리한다.</w:t>
       </w:r>
     </w:p>
     <w:p>
@@ -4732,7 +4726,7 @@
         <w:jc w:val="both"/>
       </w:pPr>
       <w:r>
-        <w:t>1. 해당 분기 사역 실적 및 특이 사항</w:t>
+        <w:t>1. 사역 진행 실적 및 특이 사항</w:t>
       </w:r>
     </w:p>
     <w:p>
@@ -4762,8 +4756,7 @@
         <w:jc w:val="both"/>
       </w:pPr>
       <w:r>
-        <w:lastRenderedPageBreak/>
-        <w:t>4. 차기 분기 주요 사역 계획</w:t>
+        <w:t>4. 향후 주요 사역 계획</w:t>
       </w:r>
     </w:p>
     <w:p>

--- a/DB/공통규정/CPO-101_제직회운영규정_사랑과평안의교회.docx
+++ b/DB/공통규정/CPO-101_제직회운영규정_사랑과평안의교회.docx
@@ -1153,7 +1153,7 @@
                 <w:sz w:val="17"/>
                 <w:szCs w:val="17"/>
               </w:rPr>
-              <w:t>• CPO-001 교회 헌법 제17~19조 (</w:t>
+              <w:t>• CPO-001 교회 헌법 제11조 ④·제32조 (제직회 의장·시행 세칙 근거)</w:t>
             </w:r>
             <w:proofErr w:type="spellStart"/>
             <w:r>
@@ -1162,7 +1162,6 @@
                 <w:sz w:val="17"/>
                 <w:szCs w:val="17"/>
               </w:rPr>
-              <w:t>제직회</w:t>
             </w:r>
             <w:proofErr w:type="spellEnd"/>
             <w:r>
@@ -1171,7 +1170,6 @@
                 <w:sz w:val="17"/>
                 <w:szCs w:val="17"/>
               </w:rPr>
-              <w:t xml:space="preserve"> 규정)</w:t>
             </w:r>
           </w:p>
           <w:p>
